--- a/public/proposals/朝曦培训方案_QUICK-1779083165578_2026527.docx
+++ b/public/proposals/朝曦培训方案_QUICK-1779083165578_2026527.docx
@@ -44,7 +44,7 @@
           <w:sz w:val="20"/>
           <w:szCs w:val="20"/>
         </w:rPr>
-        <w:t xml:space="preserve">生成时间：2026/5/27 11:24:57</w:t>
+        <w:t xml:space="preserve">生成时间：2026/5/27 11:32:51</w:t>
       </w:r>
     </w:p>
     <w:p>
@@ -74,7 +74,7 @@
           <w:sz w:val="20"/>
           <w:szCs w:val="20"/>
         </w:rPr>
-        <w:t xml:space="preserve">【课程一：企业初创与成长期——股权架构顶层设计与激励落地】</w:t>
+        <w:t xml:space="preserve">【课程四：财富资本化——境外上市与跨境资本路径创新】</w:t>
       </w:r>
     </w:p>
     <w:p>
@@ -88,7 +88,7 @@
           <w:sz w:val="20"/>
           <w:szCs w:val="20"/>
         </w:rPr>
-        <w:t xml:space="preserve">▌ 单元 6：《国际税视野下的持股架构——美籍股东的股权安排"跨国考卷"》</w:t>
+        <w:t xml:space="preserve">▌ 单元 5：《新加坡香港地区家族办公室——给财富安个新家，新港家办的设立与运营》</w:t>
       </w:r>
     </w:p>
     <w:p>
@@ -102,7 +102,7 @@
           <w:sz w:val="20"/>
           <w:szCs w:val="20"/>
         </w:rPr>
-        <w:t xml:space="preserve">  第一部分：美国税制对股权激励的影响——83(b)选举、FICA税、资本利得税与Ordinary Income的区别</w:t>
+        <w:t xml:space="preserve">  第一部分：新港家族办公室的政策框架——监管要求、税务激励与两地对比</w:t>
       </w:r>
     </w:p>
     <w:p>
@@ -116,7 +116,7 @@
           <w:sz w:val="20"/>
           <w:szCs w:val="20"/>
         </w:rPr>
-        <w:t xml:space="preserve">  第二部分：为美籍员工设计激励方案的特殊考量——NSO与ISO的选择、409A估值报告的必要性</w:t>
+        <w:t xml:space="preserve">  第二部分：家族办公室的实质运营要求——雇员、投资与年度合规的核心标准</w:t>
       </w:r>
     </w:p>
     <w:p>
@@ -130,7 +130,7 @@
           <w:sz w:val="20"/>
           <w:szCs w:val="20"/>
         </w:rPr>
-        <w:t xml:space="preserve">  第三部分：利用FGT等美税合规信托持有激励股权的架构与税务分析</w:t>
+        <w:t xml:space="preserve">  第三部分：家族办公室与信托架构的协同设计——NRT结构与财富传承一体化方案</w:t>
       </w:r>
     </w:p>
     <w:p>
@@ -144,7 +144,7 @@
           <w:sz w:val="20"/>
           <w:szCs w:val="20"/>
         </w:rPr>
-        <w:t xml:space="preserve">  第四部分：中美个税申报协同策略与信息披露合规</w:t>
+        <w:t xml:space="preserve">  第四部分：银行在家族办公室生态中的服务定位——账户托管、投资顾问与综合金融服务</w:t>
       </w:r>
     </w:p>
     <w:p>
@@ -172,7 +172,7 @@
           <w:sz w:val="20"/>
           <w:szCs w:val="20"/>
         </w:rPr>
-        <w:t xml:space="preserve">【课程二：业务扩张期——跨境业务架构与税务全景】</w:t>
+        <w:t xml:space="preserve">【课程五：家族永续期——跨境/境内家族信托、税务与治理】</w:t>
       </w:r>
     </w:p>
     <w:p>
@@ -186,7 +186,7 @@
           <w:sz w:val="20"/>
           <w:szCs w:val="20"/>
         </w:rPr>
-        <w:t xml:space="preserve">▌ 单元 5：《境内外信托架构与风险隔离——给家业一道“防火墙”，让经营风险“过不来”》</w:t>
+        <w:t xml:space="preserve">▌ 单元 4：《跨境家族信托——给财富找个“靠谱管家”：信托怎么设、装什么、传给谁》</w:t>
       </w:r>
     </w:p>
     <w:p>
@@ -200,7 +200,7 @@
           <w:sz w:val="20"/>
           <w:szCs w:val="20"/>
         </w:rPr>
-        <w:t xml:space="preserve">  第一部分：企业主财富风险全景——债务、婚姻、继承三大威胁与资产暴露路径</w:t>
+        <w:t xml:space="preserve">  第一部分：信托工具箱——认识境内外各类信托的功能与定位（FGT/NRT/离岸信托）</w:t>
       </w:r>
     </w:p>
     <w:p>
@@ -214,7 +214,7 @@
           <w:sz w:val="20"/>
           <w:szCs w:val="20"/>
         </w:rPr>
-        <w:t xml:space="preserve">  第二部分：境内家族信托架构设计——设立结构、资产注入与银行配套服务</w:t>
+        <w:t xml:space="preserve">  第二部分：信托设立全流程——从方案设计到银行开户</w:t>
       </w:r>
     </w:p>
     <w:p>
@@ -228,7 +228,7 @@
           <w:sz w:val="20"/>
           <w:szCs w:val="20"/>
         </w:rPr>
-        <w:t xml:space="preserve">  第三部分：离岸信托架构设计——隔离机制、管辖选择与CRS合规考量</w:t>
+        <w:t xml:space="preserve">  第三部分：资产注入实务——不同资产类型的路径与挑战</w:t>
       </w:r>
     </w:p>
     <w:p>
@@ -242,105 +242,7 @@
           <w:sz w:val="20"/>
           <w:szCs w:val="20"/>
         </w:rPr>
-        <w:t xml:space="preserve">  第四部分：信托架构的税务合规与长期维护——CRS申报、资产分配税务安排及服务延伸</w:t>
-      </w:r>
-    </w:p>
-    <w:p>
-      <w:pPr>
-        <w:spacing w:after="60"/>
-      </w:pPr>
-      <w:r>
-        <w:rPr>
-          <w:rFonts w:ascii="Courier New" w:cs="Courier New" w:eastAsia="Courier New" w:hAnsi="Courier New"/>
-          <w:color w:val="71717A"/>
-          <w:sz w:val="20"/>
-          <w:szCs w:val="20"/>
-        </w:rPr>
-        <w:t xml:space="preserve"/>
-      </w:r>
-    </w:p>
-    <w:p>
-      <w:pPr>
-        <w:spacing w:after="60"/>
-      </w:pPr>
-      <w:r>
-        <w:rPr>
-          <w:rFonts w:ascii="Courier New" w:cs="Courier New" w:eastAsia="Courier New" w:hAnsi="Courier New"/>
-          <w:color w:val="2D6A4F"/>
-          <w:sz w:val="20"/>
-          <w:szCs w:val="20"/>
-        </w:rPr>
-        <w:t xml:space="preserve">【课程五：家族永续期——跨境/境内家族信托、税务与治理】</w:t>
-      </w:r>
-    </w:p>
-    <w:p>
-      <w:pPr>
-        <w:spacing w:after="60"/>
-      </w:pPr>
-      <w:r>
-        <w:rPr>
-          <w:rFonts w:ascii="Courier New" w:cs="Courier New" w:eastAsia="Courier New" w:hAnsi="Courier New"/>
-          <w:color w:val="18181B"/>
-          <w:sz w:val="20"/>
-          <w:szCs w:val="20"/>
-        </w:rPr>
-        <w:t xml:space="preserve">▌ 单元 3：《中加、中美财富人士规划——如何面对跨洋身份的双重考验》</w:t>
-      </w:r>
-    </w:p>
-    <w:p>
-      <w:pPr>
-        <w:spacing w:after="60"/>
-      </w:pPr>
-      <w:r>
-        <w:rPr>
-          <w:rFonts w:ascii="Courier New" w:cs="Courier New" w:eastAsia="Courier New" w:hAnsi="Courier New"/>
-          <w:color w:val="71717A"/>
-          <w:sz w:val="20"/>
-          <w:szCs w:val="20"/>
-        </w:rPr>
-        <w:t xml:space="preserve">  第一部分：美国身份的税务全景——全球征税义务、FBAR/FATCA与PFIC规则</w:t>
-      </w:r>
-    </w:p>
-    <w:p>
-      <w:pPr>
-        <w:spacing w:after="60"/>
-      </w:pPr>
-      <w:r>
-        <w:rPr>
-          <w:rFonts w:ascii="Courier New" w:cs="Courier New" w:eastAsia="Courier New" w:hAnsi="Courier New"/>
-          <w:color w:val="71717A"/>
-          <w:sz w:val="20"/>
-          <w:szCs w:val="20"/>
-        </w:rPr>
-        <w:t xml:space="preserve">  第二部分：加拿大身份的税务全景——登陆规划、全球申报与加拿大税务优化工具</w:t>
-      </w:r>
-    </w:p>
-    <w:p>
-      <w:pPr>
-        <w:spacing w:after="60"/>
-      </w:pPr>
-      <w:r>
-        <w:rPr>
-          <w:rFonts w:ascii="Courier New" w:cs="Courier New" w:eastAsia="Courier New" w:hAnsi="Courier New"/>
-          <w:color w:val="71717A"/>
-          <w:sz w:val="20"/>
-          <w:szCs w:val="20"/>
-        </w:rPr>
-        <w:t xml:space="preserve">  第三部分：中美/中加双向资产规划——信托、保单与架构设计的合规降税路径</w:t>
-      </w:r>
-    </w:p>
-    <w:p>
-      <w:pPr>
-        <w:spacing w:after="60"/>
-      </w:pPr>
-      <w:r>
-        <w:rPr>
-          <w:rFonts w:ascii="Courier New" w:cs="Courier New" w:eastAsia="Courier New" w:hAnsi="Courier New"/>
-          <w:color w:val="71717A"/>
-          <w:sz w:val="20"/>
-          <w:szCs w:val="20"/>
-        </w:rPr>
-        <w:t xml:space="preserve">  第四部分：双重身份客户的综合服务设计——跨境账户、申报辅助与财富配置的全周期服务</w:t>
+        <w:t xml:space="preserve">  第四部分：风险隔离的效力与边界——客户最关心的问题</w:t>
       </w:r>
     </w:p>
     <w:p>
@@ -356,7 +258,7 @@
           <w:sz w:val="28"/>
           <w:szCs w:val="28"/>
         </w:rPr>
-        <w:t xml:space="preserve">二、客户适配 SKU 列表（共 12 条）</w:t>
+        <w:t xml:space="preserve">二、客户适配 SKU 列表（共 8 条）</w:t>
       </w:r>
     </w:p>
     <w:tbl>
@@ -531,7 +433,7 @@
                 <w:sz w:val="18"/>
                 <w:szCs w:val="18"/>
               </w:rPr>
-              <w:t xml:space="preserve">Tax-2477</w:t>
+              <w:t xml:space="preserve">Tax-2482</w:t>
             </w:r>
           </w:p>
           <w:p>
@@ -543,7 +445,7 @@
                 <w:sz w:val="20"/>
                 <w:szCs w:val="20"/>
               </w:rPr>
-              <w:t xml:space="preserve">NIW</w:t>
+              <w:t xml:space="preserve">海外身份-圣基茨</w:t>
             </w:r>
           </w:p>
         </w:tc>
@@ -570,7 +472,7 @@
                 <w:sz w:val="19"/>
                 <w:szCs w:val="19"/>
               </w:rPr>
-              <w:t xml:space="preserve">美国职业移民第二优先（EB-2）的一种，允许申请人因符合美国国家利益而豁免劳工证申请步骤，自行申请绿卡。</w:t>
+              <w:t xml:space="preserve">通过向圣基茨可持续发展基金捐款或投资房产，获得圣基茨和尼维斯公民身份和护照的投资入籍项目，是最古老的投资入籍项目之一。</w:t>
             </w:r>
           </w:p>
         </w:tc>
@@ -597,7 +499,7 @@
                 <w:sz w:val="19"/>
                 <w:szCs w:val="19"/>
               </w:rPr>
-              <w:t xml:space="preserve">无需雇主担保、无需劳工证、可自行申请、适合高学历人才、审批相对较快</w:t>
+              <w:t xml:space="preserve">历史悠久、免签全球150+国家、无移民监、税制优越、承认双重国籍</w:t>
             </w:r>
           </w:p>
         </w:tc>
@@ -626,7 +528,7 @@
                 <w:sz w:val="19"/>
                 <w:szCs w:val="19"/>
               </w:rPr>
-              <w:t xml:space="preserve">客户需求为移民美国，NIW适用于高学历人才，无需雇主担保，符合移民场景。</w:t>
+              <w:t xml:space="preserve">客户明确提到‘圣基茨移民’，该产品直接对应圣基茨护照申请，满足出行便利、税务筹划等需求。</w:t>
             </w:r>
           </w:p>
         </w:tc>
@@ -656,7 +558,7 @@
                 <w:sz w:val="18"/>
                 <w:szCs w:val="18"/>
               </w:rPr>
-              <w:t xml:space="preserve">Tax-2480</w:t>
+              <w:t xml:space="preserve">Tax-2450</w:t>
             </w:r>
           </w:p>
           <w:p>
@@ -668,7 +570,7 @@
                 <w:sz w:val="20"/>
                 <w:szCs w:val="20"/>
               </w:rPr>
-              <w:t xml:space="preserve">EB1A</w:t>
+              <w:t xml:space="preserve">海外身份-格林纳达</w:t>
             </w:r>
           </w:p>
         </w:tc>
@@ -695,7 +597,7 @@
                 <w:sz w:val="19"/>
                 <w:szCs w:val="19"/>
               </w:rPr>
-              <w:t xml:space="preserve">美国职业移民第一优先（EB-1）类别，针对在科学、艺术、教育、商业或体育领域具有杰出能力的人才，无需雇主担保即可申请绿卡。</w:t>
+              <w:t xml:space="preserve">通过向格林纳达国家发展基金捐款或投资房产，获得格林纳达公民身份和护照的项目。</w:t>
             </w:r>
           </w:p>
         </w:tc>
@@ -722,7 +624,7 @@
                 <w:sz w:val="19"/>
                 <w:szCs w:val="19"/>
               </w:rPr>
-              <w:t xml:space="preserve">无需雇主担保、无需劳工证、排期较短、全家绿卡、适合顶尖人才</w:t>
+              <w:t xml:space="preserve">E-2签证跳板（可申请美国E-2投资者签证）、免签中国、通行全球140+国家、税务筹划（无全球征税）、资产配置</w:t>
             </w:r>
           </w:p>
         </w:tc>
@@ -751,7 +653,7 @@
                 <w:sz w:val="19"/>
                 <w:szCs w:val="19"/>
               </w:rPr>
-              <w:t xml:space="preserve">客户需求为移民美国，EB1A适用于行业顶尖人才，可快速获得绿卡，无需雇主。</w:t>
+              <w:t xml:space="preserve">客户可能考虑加勒比护照，格林纳达与圣基茨类似，可提供E-2签证赴美等附加价值，作为备选方案。</w:t>
             </w:r>
           </w:p>
         </w:tc>
@@ -781,7 +683,7 @@
                 <w:sz w:val="18"/>
                 <w:szCs w:val="18"/>
               </w:rPr>
-              <w:t xml:space="preserve">Tax-2483</w:t>
+              <w:t xml:space="preserve">Tax-2479</w:t>
             </w:r>
           </w:p>
           <w:p>
@@ -793,7 +695,7 @@
                 <w:sz w:val="20"/>
                 <w:szCs w:val="20"/>
               </w:rPr>
-              <w:t xml:space="preserve">EB5</w:t>
+              <w:t xml:space="preserve">海外身份-瓦努阿图</w:t>
             </w:r>
           </w:p>
         </w:tc>
@@ -820,7 +722,7 @@
                 <w:sz w:val="19"/>
                 <w:szCs w:val="19"/>
               </w:rPr>
-              <w:t xml:space="preserve">美国移民法规定的第五类职业移民类别，通过向美国商业企业投资并创造就业机会，获得美国绿卡。</w:t>
+              <w:t xml:space="preserve">通过向瓦努阿图国家发展基金捐款，获得瓦努阿图公民身份和护照的投资入籍项目。</w:t>
             </w:r>
           </w:p>
         </w:tc>
@@ -847,7 +749,7 @@
                 <w:sz w:val="19"/>
                 <w:szCs w:val="19"/>
               </w:rPr>
-              <w:t xml:space="preserve">无学历、语言、年龄要求、全家绿卡、可同时申请、无排期时快速</w:t>
+              <w:t xml:space="preserve">快速获批（1-2个月）、免签全球100+国家、无移民监、税制优越（无所得税、遗产税）、可改名</w:t>
             </w:r>
           </w:p>
         </w:tc>
@@ -876,7 +778,7 @@
                 <w:sz w:val="19"/>
                 <w:szCs w:val="19"/>
               </w:rPr>
-              <w:t xml:space="preserve">客户需求为移民美国，EB5适用于有资金但不符合人才类要求的客户，通过投资获得全家绿卡。</w:t>
+              <w:t xml:space="preserve">瓦努阿图护照快速获取，适合客户对比不同护照项目，满足快速出行和税务筹划需求。</w:t>
             </w:r>
           </w:p>
         </w:tc>
@@ -906,7 +808,7 @@
                 <w:sz w:val="18"/>
                 <w:szCs w:val="18"/>
               </w:rPr>
-              <w:t xml:space="preserve">Tax-2587</w:t>
+              <w:t xml:space="preserve">Tax-2481</w:t>
             </w:r>
           </w:p>
           <w:p>
@@ -918,7 +820,7 @@
                 <w:sz w:val="20"/>
                 <w:szCs w:val="20"/>
               </w:rPr>
-              <w:t xml:space="preserve">美国-登陆前美国个税咨询</w:t>
+              <w:t xml:space="preserve">海外身份-多米尼克</w:t>
             </w:r>
           </w:p>
         </w:tc>
@@ -945,7 +847,7 @@
                 <w:sz w:val="19"/>
                 <w:szCs w:val="19"/>
               </w:rPr>
-              <w:t xml:space="preserve">针对拟移民美国（拿绿卡）的客户，在成为美国税务居民前，就个人所得税相关问题提供咨询，包括资产处置、收入时间安排等。</w:t>
+              <w:t xml:space="preserve">通过向多米尼克经济多元化基金捐款或投资房产，获得多米尼克公民身份和护照的投资入籍项目。</w:t>
             </w:r>
           </w:p>
         </w:tc>
@@ -972,7 +874,7 @@
                 <w:sz w:val="19"/>
                 <w:szCs w:val="19"/>
               </w:rPr>
-              <w:t xml:space="preserve">优化未来税负、规划资产出售时点、避免双重征税</w:t>
+              <w:t xml:space="preserve">低成本、免签全球140+国家、无移民监、税制优越、承认双重国籍</w:t>
             </w:r>
           </w:p>
         </w:tc>
@@ -1001,7 +903,7 @@
                 <w:sz w:val="19"/>
                 <w:szCs w:val="19"/>
               </w:rPr>
-              <w:t xml:space="preserve">客户需求为移民美国，登陆前个税咨询可帮助规划全球征税问题，降低未来税负。</w:t>
+              <w:t xml:space="preserve">多米尼克护照低成本，与圣基茨同属加勒比项目，客户可综合比较性价比。</w:t>
             </w:r>
           </w:p>
         </w:tc>
@@ -1031,7 +933,7 @@
                 <w:sz w:val="18"/>
                 <w:szCs w:val="18"/>
               </w:rPr>
-              <w:t xml:space="preserve">Tax-2588</w:t>
+              <w:t xml:space="preserve">Tax-2484</w:t>
             </w:r>
           </w:p>
           <w:p>
@@ -1043,7 +945,7 @@
                 <w:sz w:val="20"/>
                 <w:szCs w:val="20"/>
               </w:rPr>
-              <w:t xml:space="preserve">美国-登陆前资产安排咨询</w:t>
+              <w:t xml:space="preserve">海外身份-马耳他</w:t>
             </w:r>
           </w:p>
         </w:tc>
@@ -1070,7 +972,7 @@
                 <w:sz w:val="19"/>
                 <w:szCs w:val="19"/>
               </w:rPr>
-              <w:t xml:space="preserve">针对拟移民美国的客户，在成为美国税务居民前，就其资产（房产、股权、信托）进行架构调整和税务优化咨询。</w:t>
+              <w:t xml:space="preserve">通过向马耳他国家发展基金捐款、投资房产和购买国债/股票，获得马耳他公民身份和护照的项目，是欧盟护照中较有吸引力的项目。</w:t>
             </w:r>
           </w:p>
         </w:tc>
@@ -1097,7 +999,7 @@
                 <w:sz w:val="19"/>
                 <w:szCs w:val="19"/>
               </w:rPr>
-              <w:t xml:space="preserve">优化资产持有结构、规避遗产税、保护资产</w:t>
+              <w:t xml:space="preserve">欧盟护照、免签美国、英国、申根国、英语国家、税制优越、承认双重国籍</w:t>
             </w:r>
           </w:p>
         </w:tc>
@@ -1126,7 +1028,7 @@
                 <w:sz w:val="19"/>
                 <w:szCs w:val="19"/>
               </w:rPr>
-              <w:t xml:space="preserve">客户需求为移民美国，登陆前资产安排咨询可优化房产、股权持有结构，规避遗产税。</w:t>
+              <w:t xml:space="preserve">马耳他护照提供欧盟身份，适合客户考虑更高含金量的护照选项，满足自由定居欧盟需求。</w:t>
             </w:r>
           </w:p>
         </w:tc>
@@ -1156,7 +1058,7 @@
                 <w:sz w:val="18"/>
                 <w:szCs w:val="18"/>
               </w:rPr>
-              <w:t xml:space="preserve">CM2343</w:t>
+              <w:t xml:space="preserve">Tax-2407</w:t>
             </w:r>
           </w:p>
           <w:p>
@@ -1168,7 +1070,7 @@
                 <w:sz w:val="20"/>
                 <w:szCs w:val="20"/>
               </w:rPr>
-              <w:t xml:space="preserve">境内-FGT</w:t>
+              <w:t xml:space="preserve">家庭资产纳税义务合规复核</w:t>
             </w:r>
           </w:p>
         </w:tc>
@@ -1195,7 +1097,7 @@
                 <w:sz w:val="19"/>
                 <w:szCs w:val="19"/>
               </w:rPr>
-              <w:t xml:space="preserve">在中国境内设立的、通过特定条款设计使其符合美国税法下“委托人信托”（Grantor Trust）定义的信托，用于美籍受益人税务优化。</w:t>
+              <w:t xml:space="preserve">对家族成员名下各类资产（境内/境外、股权/房产/金融资产）的涉税合规性进行全面梳理和风险排查的服务。</w:t>
             </w:r>
           </w:p>
         </w:tc>
@@ -1222,7 +1124,7 @@
                 <w:sz w:val="19"/>
                 <w:szCs w:val="19"/>
               </w:rPr>
-              <w:t xml:space="preserve">美税合规：信托分配美国税务居民受益人接收分配无税；资产隔离保护</w:t>
+              <w:t xml:space="preserve">全面排查税务风险、发现隐形雷区（如境外金融账户未申报）、应对CRS信息交换、为移民前规划提供依据、避免未来高额罚款</w:t>
             </w:r>
           </w:p>
         </w:tc>
@@ -1251,7 +1153,7 @@
                 <w:sz w:val="19"/>
                 <w:szCs w:val="19"/>
               </w:rPr>
-              <w:t xml:space="preserve">客户需求为移民美国，境内FGT可帮助有美籍子女的客户筹划美国税，满足合规要求。</w:t>
+              <w:t xml:space="preserve">移民圣基茨后需梳理全球资产税务，该产品帮助客户复核家庭资产纳税义务，避免CRS风险。</w:t>
             </w:r>
           </w:p>
         </w:tc>
@@ -1281,7 +1183,7 @@
                 <w:sz w:val="18"/>
                 <w:szCs w:val="18"/>
               </w:rPr>
-              <w:t xml:space="preserve">CM2349</w:t>
+              <w:t xml:space="preserve">Tax-2471</w:t>
             </w:r>
           </w:p>
           <w:p>
@@ -1293,7 +1195,7 @@
                 <w:sz w:val="20"/>
                 <w:szCs w:val="20"/>
               </w:rPr>
-              <w:t xml:space="preserve">离岸信托-FGT</w:t>
+              <w:t xml:space="preserve">CRS涉税风险复核</w:t>
             </w:r>
           </w:p>
         </w:tc>
@@ -1320,7 +1222,7 @@
                 <w:sz w:val="19"/>
                 <w:szCs w:val="19"/>
               </w:rPr>
-              <w:t xml:space="preserve">在离岸地设立的、通过特定条款设计使其符合美国税法下“委托人信托”（Grantor Trust）定义的信托，用于美籍受益人税务优化。</w:t>
+              <w:t xml:space="preserve">针对个人或企业在CRS（共同申报标准）下的信息交换情况，进行涉税风险排查和合规建议的服务，协助客户CRS相关的税务应对和税务申报。</w:t>
             </w:r>
           </w:p>
         </w:tc>
@@ -1347,7 +1249,7 @@
                 <w:sz w:val="19"/>
                 <w:szCs w:val="19"/>
               </w:rPr>
-              <w:t xml:space="preserve">美籍子女规划首选（资产增值对美籍子女“零税”传递）、避免美国遗产税/赠与税、由非美籍委托人纳税、隐私保护</w:t>
+              <w:t xml:space="preserve">应对CRS信息交换、发现信息不对称风险、避免被税务机关质疑、合规整改、保护资产隐私</w:t>
             </w:r>
           </w:p>
         </w:tc>
@@ -1376,7 +1278,7 @@
                 <w:sz w:val="19"/>
                 <w:szCs w:val="19"/>
               </w:rPr>
-              <w:t xml:space="preserve">客户需求为移民美国，离岸FGT可帮助有美籍子女的客户将离岸资产传给子女，避免美国赠与税/遗产税。</w:t>
+              <w:t xml:space="preserve">客户移民后海外账户可能面临CRS信息交换，该产品帮助排查涉税风险，确保合规。</w:t>
             </w:r>
           </w:p>
         </w:tc>
@@ -1406,7 +1308,7 @@
                 <w:sz w:val="18"/>
                 <w:szCs w:val="18"/>
               </w:rPr>
-              <w:t xml:space="preserve">CM2351</w:t>
+              <w:t xml:space="preserve">Tax-2543</w:t>
             </w:r>
           </w:p>
           <w:p>
@@ -1418,7 +1320,7 @@
                 <w:sz w:val="20"/>
                 <w:szCs w:val="20"/>
               </w:rPr>
-              <w:t xml:space="preserve">美国信托-ILIT信托</w:t>
+              <w:t xml:space="preserve">中国个税汇算清缴（境内+境外收入）</w:t>
             </w:r>
           </w:p>
         </w:tc>
@@ -1445,7 +1347,7 @@
                 <w:sz w:val="19"/>
                 <w:szCs w:val="19"/>
               </w:rPr>
-              <w:t xml:space="preserve">在美国设立的不可撤销信托，专门用于持有美国人寿保险保单，将理赔金排除在委托人遗产之外，规避美国遗产税。</w:t>
+              <w:t xml:space="preserve">中国税务居民个人就其全球收入（含境外收入）进行年度个税汇算清缴，并进行境外税收抵免的服务。</w:t>
             </w:r>
           </w:p>
         </w:tc>
@@ -1472,7 +1374,7 @@
                 <w:sz w:val="19"/>
                 <w:szCs w:val="19"/>
               </w:rPr>
-              <w:t xml:space="preserve">规避遗产税（理赔金移出遗产税计算范围）、资产保护、定向传承、税务优化</w:t>
+              <w:t xml:space="preserve">全球征税落地、避免双重征税（抵免）、合规申报、应对CRS信息比对、高净值人群合规重点</w:t>
             </w:r>
           </w:p>
         </w:tc>
@@ -1501,507 +1403,7 @@
                 <w:sz w:val="19"/>
                 <w:szCs w:val="19"/>
               </w:rPr>
-              <w:t xml:space="preserve">客户需求为移民美国，美国ILIT信托可持有美国人寿保单，使理赔金免税给子女，规避遗产税。</w:t>
-            </w:r>
-          </w:p>
-        </w:tc>
-      </w:tr>
-      <w:tr>
-        <w:tc>
-          <w:tcPr>
-            <w:tcW w:type="dxa" w:w="1400"/>
-            <w:tcBorders>
-              <w:top w:val="single" w:color="CCCCCC" w:sz="1"/>
-              <w:left w:val="single" w:color="CCCCCC" w:sz="1"/>
-              <w:bottom w:val="single" w:color="CCCCCC" w:sz="1"/>
-              <w:right w:val="single" w:color="CCCCCC" w:sz="1"/>
-            </w:tcBorders>
-            <w:tcMar>
-              <w:top w:type="dxa" w:w="80"/>
-              <w:left w:type="dxa" w:w="120"/>
-              <w:bottom w:type="dxa" w:w="80"/>
-              <w:right w:type="dxa" w:w="120"/>
-            </w:tcMar>
-          </w:tcPr>
-          <w:p>
-            <w:r>
-              <w:rPr>
-                <w:rFonts w:ascii="Arial" w:cs="Arial" w:eastAsia="Arial" w:hAnsi="Arial"/>
-                <w:color w:val="6B7280"/>
-                <w:sz w:val="18"/>
-                <w:szCs w:val="18"/>
-              </w:rPr>
-              <w:t xml:space="preserve">CM2352</w:t>
-            </w:r>
-          </w:p>
-          <w:p>
-            <w:r>
-              <w:rPr>
-                <w:rFonts w:ascii="Arial" w:cs="Arial" w:eastAsia="Arial" w:hAnsi="Arial"/>
-                <w:b/>
-                <w:bCs/>
-                <w:sz w:val="20"/>
-                <w:szCs w:val="20"/>
-              </w:rPr>
-              <w:t xml:space="preserve">美国信托-Standby信托</w:t>
-            </w:r>
-          </w:p>
-        </w:tc>
-        <w:tc>
-          <w:tcPr>
-            <w:tcW w:type="dxa" w:w="2200"/>
-            <w:tcBorders>
-              <w:top w:val="single" w:color="CCCCCC" w:sz="1"/>
-              <w:left w:val="single" w:color="CCCCCC" w:sz="1"/>
-              <w:bottom w:val="single" w:color="CCCCCC" w:sz="1"/>
-              <w:right w:val="single" w:color="CCCCCC" w:sz="1"/>
-            </w:tcBorders>
-            <w:tcMar>
-              <w:top w:type="dxa" w:w="80"/>
-              <w:left w:type="dxa" w:w="120"/>
-              <w:bottom w:type="dxa" w:w="80"/>
-              <w:right w:type="dxa" w:w="120"/>
-            </w:tcMar>
-          </w:tcPr>
-          <w:p>
-            <w:r>
-              <w:rPr>
-                <w:rFonts w:ascii="Arial" w:cs="Arial" w:eastAsia="Arial" w:hAnsi="Arial"/>
-                <w:sz w:val="19"/>
-                <w:szCs w:val="19"/>
-              </w:rPr>
-              <w:t xml:space="preserve">在美国设立的可撤销生前信托，平时资产未注入（或少量注入），配合FGT，在委托人去世后资产注入信托，避免遗嘱认证。</w:t>
-            </w:r>
-          </w:p>
-        </w:tc>
-        <w:tc>
-          <w:tcPr>
-            <w:tcW w:type="dxa" w:w="3200"/>
-            <w:tcBorders>
-              <w:top w:val="single" w:color="CCCCCC" w:sz="1"/>
-              <w:left w:val="single" w:color="CCCCCC" w:sz="1"/>
-              <w:bottom w:val="single" w:color="CCCCCC" w:sz="1"/>
-              <w:right w:val="single" w:color="CCCCCC" w:sz="1"/>
-            </w:tcBorders>
-            <w:tcMar>
-              <w:top w:type="dxa" w:w="80"/>
-              <w:left w:type="dxa" w:w="120"/>
-              <w:bottom w:type="dxa" w:w="80"/>
-              <w:right w:type="dxa" w:w="120"/>
-            </w:tcMar>
-          </w:tcPr>
-          <w:p>
-            <w:r>
-              <w:rPr>
-                <w:rFonts w:ascii="Arial" w:cs="Arial" w:eastAsia="Arial" w:hAnsi="Arial"/>
-                <w:sz w:val="19"/>
-                <w:szCs w:val="19"/>
-              </w:rPr>
-              <w:t xml:space="preserve">隐私保护、灵活可变、便于管理</w:t>
-            </w:r>
-          </w:p>
-        </w:tc>
-        <w:tc>
-          <w:tcPr>
-            <w:tcW w:type="dxa" w:w="2400"/>
-            <w:tcBorders>
-              <w:top w:val="single" w:color="CCCCCC" w:sz="1"/>
-              <w:left w:val="single" w:color="CCCCCC" w:sz="1"/>
-              <w:bottom w:val="single" w:color="CCCCCC" w:sz="1"/>
-              <w:right w:val="single" w:color="CCCCCC" w:sz="1"/>
-            </w:tcBorders>
-            <w:shd w:fill="F0FDF4" w:val="clear"/>
-            <w:tcMar>
-              <w:top w:type="dxa" w:w="80"/>
-              <w:left w:type="dxa" w:w="120"/>
-              <w:bottom w:type="dxa" w:w="80"/>
-              <w:right w:type="dxa" w:w="120"/>
-            </w:tcMar>
-          </w:tcPr>
-          <w:p>
-            <w:r>
-              <w:rPr>
-                <w:rFonts w:ascii="Arial" w:cs="Arial" w:eastAsia="Arial" w:hAnsi="Arial"/>
-                <w:color w:val="065F46"/>
-                <w:sz w:val="19"/>
-                <w:szCs w:val="19"/>
-              </w:rPr>
-              <w:t xml:space="preserve">客户需求为移民美国，美国Standby信托可避免遗嘱认证程序，简单有效传承美国资产。</w:t>
-            </w:r>
-          </w:p>
-        </w:tc>
-      </w:tr>
-      <w:tr>
-        <w:tc>
-          <w:tcPr>
-            <w:tcW w:type="dxa" w:w="1400"/>
-            <w:tcBorders>
-              <w:top w:val="single" w:color="CCCCCC" w:sz="1"/>
-              <w:left w:val="single" w:color="CCCCCC" w:sz="1"/>
-              <w:bottom w:val="single" w:color="CCCCCC" w:sz="1"/>
-              <w:right w:val="single" w:color="CCCCCC" w:sz="1"/>
-            </w:tcBorders>
-            <w:tcMar>
-              <w:top w:type="dxa" w:w="80"/>
-              <w:left w:type="dxa" w:w="120"/>
-              <w:bottom w:type="dxa" w:w="80"/>
-              <w:right w:type="dxa" w:w="120"/>
-            </w:tcMar>
-          </w:tcPr>
-          <w:p>
-            <w:r>
-              <w:rPr>
-                <w:rFonts w:ascii="Arial" w:cs="Arial" w:eastAsia="Arial" w:hAnsi="Arial"/>
-                <w:color w:val="6B7280"/>
-                <w:sz w:val="18"/>
-                <w:szCs w:val="18"/>
-              </w:rPr>
-              <w:t xml:space="preserve">CM2364</w:t>
-            </w:r>
-          </w:p>
-          <w:p>
-            <w:r>
-              <w:rPr>
-                <w:rFonts w:ascii="Arial" w:cs="Arial" w:eastAsia="Arial" w:hAnsi="Arial"/>
-                <w:b/>
-                <w:bCs/>
-                <w:sz w:val="20"/>
-                <w:szCs w:val="20"/>
-              </w:rPr>
-              <w:t xml:space="preserve">美国大额保单-IUL</w:t>
-            </w:r>
-          </w:p>
-        </w:tc>
-        <w:tc>
-          <w:tcPr>
-            <w:tcW w:type="dxa" w:w="2200"/>
-            <w:tcBorders>
-              <w:top w:val="single" w:color="CCCCCC" w:sz="1"/>
-              <w:left w:val="single" w:color="CCCCCC" w:sz="1"/>
-              <w:bottom w:val="single" w:color="CCCCCC" w:sz="1"/>
-              <w:right w:val="single" w:color="CCCCCC" w:sz="1"/>
-            </w:tcBorders>
-            <w:tcMar>
-              <w:top w:type="dxa" w:w="80"/>
-              <w:left w:type="dxa" w:w="120"/>
-              <w:bottom w:type="dxa" w:w="80"/>
-              <w:right w:type="dxa" w:w="120"/>
-            </w:tcMar>
-          </w:tcPr>
-          <w:p>
-            <w:r>
-              <w:rPr>
-                <w:rFonts w:ascii="Arial" w:cs="Arial" w:eastAsia="Arial" w:hAnsi="Arial"/>
-                <w:sz w:val="19"/>
-                <w:szCs w:val="19"/>
-              </w:rPr>
-              <w:t xml:space="preserve">在美国本土发行的指数型万能寿险，基于美国生命表，费率极低，杠杆极高，适合有美国关联的高净值人士。</w:t>
-            </w:r>
-          </w:p>
-        </w:tc>
-        <w:tc>
-          <w:tcPr>
-            <w:tcW w:type="dxa" w:w="3200"/>
-            <w:tcBorders>
-              <w:top w:val="single" w:color="CCCCCC" w:sz="1"/>
-              <w:left w:val="single" w:color="CCCCCC" w:sz="1"/>
-              <w:bottom w:val="single" w:color="CCCCCC" w:sz="1"/>
-              <w:right w:val="single" w:color="CCCCCC" w:sz="1"/>
-            </w:tcBorders>
-            <w:tcMar>
-              <w:top w:type="dxa" w:w="80"/>
-              <w:left w:type="dxa" w:w="120"/>
-              <w:bottom w:type="dxa" w:w="80"/>
-              <w:right w:type="dxa" w:w="120"/>
-            </w:tcMar>
-          </w:tcPr>
-          <w:p>
-            <w:r>
-              <w:rPr>
-                <w:rFonts w:ascii="Arial" w:cs="Arial" w:eastAsia="Arial" w:hAnsi="Arial"/>
-                <w:sz w:val="19"/>
-                <w:szCs w:val="19"/>
-              </w:rPr>
-              <w:t xml:space="preserve">极高杠杆、美税合规、保底收益、灵活缴费、现金价值增长</w:t>
-            </w:r>
-          </w:p>
-        </w:tc>
-        <w:tc>
-          <w:tcPr>
-            <w:tcW w:type="dxa" w:w="2400"/>
-            <w:tcBorders>
-              <w:top w:val="single" w:color="CCCCCC" w:sz="1"/>
-              <w:left w:val="single" w:color="CCCCCC" w:sz="1"/>
-              <w:bottom w:val="single" w:color="CCCCCC" w:sz="1"/>
-              <w:right w:val="single" w:color="CCCCCC" w:sz="1"/>
-            </w:tcBorders>
-            <w:shd w:fill="F0FDF4" w:val="clear"/>
-            <w:tcMar>
-              <w:top w:type="dxa" w:w="80"/>
-              <w:left w:type="dxa" w:w="120"/>
-              <w:bottom w:type="dxa" w:w="80"/>
-              <w:right w:type="dxa" w:w="120"/>
-            </w:tcMar>
-          </w:tcPr>
-          <w:p>
-            <w:r>
-              <w:rPr>
-                <w:rFonts w:ascii="Arial" w:cs="Arial" w:eastAsia="Arial" w:hAnsi="Arial"/>
-                <w:color w:val="065F46"/>
-                <w:sz w:val="19"/>
-                <w:szCs w:val="19"/>
-              </w:rPr>
-              <w:t xml:space="preserve">客户需求为移民美国，美国IUL保单可提供高保额、优化美国遗产税，适合有美国身份或资产者。</w:t>
-            </w:r>
-          </w:p>
-        </w:tc>
-      </w:tr>
-      <w:tr>
-        <w:tc>
-          <w:tcPr>
-            <w:tcW w:type="dxa" w:w="1400"/>
-            <w:tcBorders>
-              <w:top w:val="single" w:color="CCCCCC" w:sz="1"/>
-              <w:left w:val="single" w:color="CCCCCC" w:sz="1"/>
-              <w:bottom w:val="single" w:color="CCCCCC" w:sz="1"/>
-              <w:right w:val="single" w:color="CCCCCC" w:sz="1"/>
-            </w:tcBorders>
-            <w:tcMar>
-              <w:top w:type="dxa" w:w="80"/>
-              <w:left w:type="dxa" w:w="120"/>
-              <w:bottom w:type="dxa" w:w="80"/>
-              <w:right w:type="dxa" w:w="120"/>
-            </w:tcMar>
-          </w:tcPr>
-          <w:p>
-            <w:r>
-              <w:rPr>
-                <w:rFonts w:ascii="Arial" w:cs="Arial" w:eastAsia="Arial" w:hAnsi="Arial"/>
-                <w:color w:val="6B7280"/>
-                <w:sz w:val="18"/>
-                <w:szCs w:val="18"/>
-              </w:rPr>
-              <w:t xml:space="preserve">Tax-2544</w:t>
-            </w:r>
-          </w:p>
-          <w:p>
-            <w:r>
-              <w:rPr>
-                <w:rFonts w:ascii="Arial" w:cs="Arial" w:eastAsia="Arial" w:hAnsi="Arial"/>
-                <w:b/>
-                <w:bCs/>
-                <w:sz w:val="20"/>
-                <w:szCs w:val="20"/>
-              </w:rPr>
-              <w:t xml:space="preserve">美国个税年度申报-1040R</w:t>
-            </w:r>
-          </w:p>
-        </w:tc>
-        <w:tc>
-          <w:tcPr>
-            <w:tcW w:type="dxa" w:w="2200"/>
-            <w:tcBorders>
-              <w:top w:val="single" w:color="CCCCCC" w:sz="1"/>
-              <w:left w:val="single" w:color="CCCCCC" w:sz="1"/>
-              <w:bottom w:val="single" w:color="CCCCCC" w:sz="1"/>
-              <w:right w:val="single" w:color="CCCCCC" w:sz="1"/>
-            </w:tcBorders>
-            <w:tcMar>
-              <w:top w:type="dxa" w:w="80"/>
-              <w:left w:type="dxa" w:w="120"/>
-              <w:bottom w:type="dxa" w:w="80"/>
-              <w:right w:type="dxa" w:w="120"/>
-            </w:tcMar>
-          </w:tcPr>
-          <w:p>
-            <w:r>
-              <w:rPr>
-                <w:rFonts w:ascii="Arial" w:cs="Arial" w:eastAsia="Arial" w:hAnsi="Arial"/>
-                <w:sz w:val="19"/>
-                <w:szCs w:val="19"/>
-              </w:rPr>
-              <w:t xml:space="preserve">美国税务居民（公民、绿卡持有人、满足实质居住测试者）的年度个人所得税申报服务（Form 1040）。</w:t>
-            </w:r>
-          </w:p>
-        </w:tc>
-        <w:tc>
-          <w:tcPr>
-            <w:tcW w:type="dxa" w:w="3200"/>
-            <w:tcBorders>
-              <w:top w:val="single" w:color="CCCCCC" w:sz="1"/>
-              <w:left w:val="single" w:color="CCCCCC" w:sz="1"/>
-              <w:bottom w:val="single" w:color="CCCCCC" w:sz="1"/>
-              <w:right w:val="single" w:color="CCCCCC" w:sz="1"/>
-            </w:tcBorders>
-            <w:tcMar>
-              <w:top w:type="dxa" w:w="80"/>
-              <w:left w:type="dxa" w:w="120"/>
-              <w:bottom w:type="dxa" w:w="80"/>
-              <w:right w:type="dxa" w:w="120"/>
-            </w:tcMar>
-          </w:tcPr>
-          <w:p>
-            <w:r>
-              <w:rPr>
-                <w:rFonts w:ascii="Arial" w:cs="Arial" w:eastAsia="Arial" w:hAnsi="Arial"/>
-                <w:sz w:val="19"/>
-                <w:szCs w:val="19"/>
-              </w:rPr>
-              <w:t xml:space="preserve">基础合规、全球收入申报、避免罚款、申请退税、应对IRS稽查</w:t>
-            </w:r>
-          </w:p>
-        </w:tc>
-        <w:tc>
-          <w:tcPr>
-            <w:tcW w:type="dxa" w:w="2400"/>
-            <w:tcBorders>
-              <w:top w:val="single" w:color="CCCCCC" w:sz="1"/>
-              <w:left w:val="single" w:color="CCCCCC" w:sz="1"/>
-              <w:bottom w:val="single" w:color="CCCCCC" w:sz="1"/>
-              <w:right w:val="single" w:color="CCCCCC" w:sz="1"/>
-            </w:tcBorders>
-            <w:shd w:fill="F0FDF4" w:val="clear"/>
-            <w:tcMar>
-              <w:top w:type="dxa" w:w="80"/>
-              <w:left w:type="dxa" w:w="120"/>
-              <w:bottom w:type="dxa" w:w="80"/>
-              <w:right w:type="dxa" w:w="120"/>
-            </w:tcMar>
-          </w:tcPr>
-          <w:p>
-            <w:r>
-              <w:rPr>
-                <w:rFonts w:ascii="Arial" w:cs="Arial" w:eastAsia="Arial" w:hAnsi="Arial"/>
-                <w:color w:val="065F46"/>
-                <w:sz w:val="19"/>
-                <w:szCs w:val="19"/>
-              </w:rPr>
-              <w:t xml:space="preserve">客户需求为移民美国，美国个税年度申报1040R适用于美国公民/绿卡持有人，确保全球收入合规申报。</w:t>
-            </w:r>
-          </w:p>
-        </w:tc>
-      </w:tr>
-      <w:tr>
-        <w:tc>
-          <w:tcPr>
-            <w:tcW w:type="dxa" w:w="1400"/>
-            <w:tcBorders>
-              <w:top w:val="single" w:color="CCCCCC" w:sz="1"/>
-              <w:left w:val="single" w:color="CCCCCC" w:sz="1"/>
-              <w:bottom w:val="single" w:color="CCCCCC" w:sz="1"/>
-              <w:right w:val="single" w:color="CCCCCC" w:sz="1"/>
-            </w:tcBorders>
-            <w:tcMar>
-              <w:top w:type="dxa" w:w="80"/>
-              <w:left w:type="dxa" w:w="120"/>
-              <w:bottom w:type="dxa" w:w="80"/>
-              <w:right w:type="dxa" w:w="120"/>
-            </w:tcMar>
-          </w:tcPr>
-          <w:p>
-            <w:r>
-              <w:rPr>
-                <w:rFonts w:ascii="Arial" w:cs="Arial" w:eastAsia="Arial" w:hAnsi="Arial"/>
-                <w:color w:val="6B7280"/>
-                <w:sz w:val="18"/>
-                <w:szCs w:val="18"/>
-              </w:rPr>
-              <w:t xml:space="preserve">Tax-2549</w:t>
-            </w:r>
-          </w:p>
-          <w:p>
-            <w:r>
-              <w:rPr>
-                <w:rFonts w:ascii="Arial" w:cs="Arial" w:eastAsia="Arial" w:hAnsi="Arial"/>
-                <w:b/>
-                <w:bCs/>
-                <w:sz w:val="20"/>
-                <w:szCs w:val="20"/>
-              </w:rPr>
-              <w:t xml:space="preserve">美国个税年度申报-FINCEN114</w:t>
-            </w:r>
-          </w:p>
-        </w:tc>
-        <w:tc>
-          <w:tcPr>
-            <w:tcW w:type="dxa" w:w="2200"/>
-            <w:tcBorders>
-              <w:top w:val="single" w:color="CCCCCC" w:sz="1"/>
-              <w:left w:val="single" w:color="CCCCCC" w:sz="1"/>
-              <w:bottom w:val="single" w:color="CCCCCC" w:sz="1"/>
-              <w:right w:val="single" w:color="CCCCCC" w:sz="1"/>
-            </w:tcBorders>
-            <w:tcMar>
-              <w:top w:type="dxa" w:w="80"/>
-              <w:left w:type="dxa" w:w="120"/>
-              <w:bottom w:type="dxa" w:w="80"/>
-              <w:right w:type="dxa" w:w="120"/>
-            </w:tcMar>
-          </w:tcPr>
-          <w:p>
-            <w:r>
-              <w:rPr>
-                <w:rFonts w:ascii="Arial" w:cs="Arial" w:eastAsia="Arial" w:hAnsi="Arial"/>
-                <w:sz w:val="19"/>
-                <w:szCs w:val="19"/>
-              </w:rPr>
-              <w:t xml:space="preserve">美国纳税人（包括公民、绿卡、居民）在海外银行账户总额超过$1万时，需向FinCEN申报FBAR（FinCEN Form 114）。</w:t>
-            </w:r>
-          </w:p>
-        </w:tc>
-        <w:tc>
-          <w:tcPr>
-            <w:tcW w:type="dxa" w:w="3200"/>
-            <w:tcBorders>
-              <w:top w:val="single" w:color="CCCCCC" w:sz="1"/>
-              <w:left w:val="single" w:color="CCCCCC" w:sz="1"/>
-              <w:bottom w:val="single" w:color="CCCCCC" w:sz="1"/>
-              <w:right w:val="single" w:color="CCCCCC" w:sz="1"/>
-            </w:tcBorders>
-            <w:tcMar>
-              <w:top w:type="dxa" w:w="80"/>
-              <w:left w:type="dxa" w:w="120"/>
-              <w:bottom w:type="dxa" w:w="80"/>
-              <w:right w:type="dxa" w:w="120"/>
-            </w:tcMar>
-          </w:tcPr>
-          <w:p>
-            <w:r>
-              <w:rPr>
-                <w:rFonts w:ascii="Arial" w:cs="Arial" w:eastAsia="Arial" w:hAnsi="Arial"/>
-                <w:sz w:val="19"/>
-                <w:szCs w:val="19"/>
-              </w:rPr>
-              <w:t xml:space="preserve">反洗钱、非故意违规罚款$1万、故意违规罚款$10万或50%账户余额、刑事风险、合规必备</w:t>
-            </w:r>
-          </w:p>
-        </w:tc>
-        <w:tc>
-          <w:tcPr>
-            <w:tcW w:type="dxa" w:w="2400"/>
-            <w:tcBorders>
-              <w:top w:val="single" w:color="CCCCCC" w:sz="1"/>
-              <w:left w:val="single" w:color="CCCCCC" w:sz="1"/>
-              <w:bottom w:val="single" w:color="CCCCCC" w:sz="1"/>
-              <w:right w:val="single" w:color="CCCCCC" w:sz="1"/>
-            </w:tcBorders>
-            <w:shd w:fill="F0FDF4" w:val="clear"/>
-            <w:tcMar>
-              <w:top w:type="dxa" w:w="80"/>
-              <w:left w:type="dxa" w:w="120"/>
-              <w:bottom w:type="dxa" w:w="80"/>
-              <w:right w:type="dxa" w:w="120"/>
-            </w:tcMar>
-          </w:tcPr>
-          <w:p>
-            <w:r>
-              <w:rPr>
-                <w:rFonts w:ascii="Arial" w:cs="Arial" w:eastAsia="Arial" w:hAnsi="Arial"/>
-                <w:color w:val="065F46"/>
-                <w:sz w:val="19"/>
-                <w:szCs w:val="19"/>
-              </w:rPr>
-              <w:t xml:space="preserve">客户需求为移民美国，FBAR申报要求海外账户超1万美元需申报，避免漏报罚款。</w:t>
+              <w:t xml:space="preserve">客户获得圣基茨身份后，若仍有中国境内收入，需合规申报个税并处理境外税收抵免，该产品提供专业支持。</w:t>
             </w:r>
           </w:p>
         </w:tc>

--- a/public/proposals/朝曦培训方案_QUICK-1779083165578_2026527.docx
+++ b/public/proposals/朝曦培训方案_QUICK-1779083165578_2026527.docx
@@ -44,7 +44,7 @@
           <w:sz w:val="20"/>
           <w:szCs w:val="20"/>
         </w:rPr>
-        <w:t xml:space="preserve">生成时间：2026/5/27 11:32:51</w:t>
+        <w:t xml:space="preserve">生成时间：2026/5/27 11:36:07</w:t>
       </w:r>
     </w:p>
     <w:p>
@@ -74,7 +74,7 @@
           <w:sz w:val="20"/>
           <w:szCs w:val="20"/>
         </w:rPr>
-        <w:t xml:space="preserve">【课程四：财富资本化——境外上市与跨境资本路径创新】</w:t>
+        <w:t xml:space="preserve">【课程二：业务扩张期——跨境业务架构与税务全景】</w:t>
       </w:r>
     </w:p>
     <w:p>
@@ -88,7 +88,7 @@
           <w:sz w:val="20"/>
           <w:szCs w:val="20"/>
         </w:rPr>
-        <w:t xml:space="preserve">▌ 单元 5：《新加坡香港地区家族办公室——给财富安个新家，新港家办的设立与运营》</w:t>
+        <w:t xml:space="preserve">▌ 单元 5：《境内外信托架构与风险隔离——给家业一道“防火墙”，让经营风险“过不来”》</w:t>
       </w:r>
     </w:p>
     <w:p>
@@ -102,7 +102,7 @@
           <w:sz w:val="20"/>
           <w:szCs w:val="20"/>
         </w:rPr>
-        <w:t xml:space="preserve">  第一部分：新港家族办公室的政策框架——监管要求、税务激励与两地对比</w:t>
+        <w:t xml:space="preserve">  第一部分：企业主财富风险全景——债务、婚姻、继承三大威胁与资产暴露路径</w:t>
       </w:r>
     </w:p>
     <w:p>
@@ -116,7 +116,7 @@
           <w:sz w:val="20"/>
           <w:szCs w:val="20"/>
         </w:rPr>
-        <w:t xml:space="preserve">  第二部分：家族办公室的实质运营要求——雇员、投资与年度合规的核心标准</w:t>
+        <w:t xml:space="preserve">  第二部分：境内家族信托架构设计——设立结构、资产注入与银行配套服务</w:t>
       </w:r>
     </w:p>
     <w:p>
@@ -130,7 +130,7 @@
           <w:sz w:val="20"/>
           <w:szCs w:val="20"/>
         </w:rPr>
-        <w:t xml:space="preserve">  第三部分：家族办公室与信托架构的协同设计——NRT结构与财富传承一体化方案</w:t>
+        <w:t xml:space="preserve">  第三部分：离岸信托架构设计——隔离机制、管辖选择与CRS合规考量</w:t>
       </w:r>
     </w:p>
     <w:p>
@@ -144,7 +144,7 @@
           <w:sz w:val="20"/>
           <w:szCs w:val="20"/>
         </w:rPr>
-        <w:t xml:space="preserve">  第四部分：银行在家族办公室生态中的服务定位——账户托管、投资顾问与综合金融服务</w:t>
+        <w:t xml:space="preserve">  第四部分：信托架构的税务合规与长期维护——CRS申报、资产分配税务安排及服务延伸</w:t>
       </w:r>
     </w:p>
     <w:p>
@@ -258,7 +258,7 @@
           <w:sz w:val="28"/>
           <w:szCs w:val="28"/>
         </w:rPr>
-        <w:t xml:space="preserve">二、客户适配 SKU 列表（共 8 条）</w:t>
+        <w:t xml:space="preserve">二、客户适配 SKU 列表（共 10 条）</w:t>
       </w:r>
     </w:p>
     <w:tbl>
@@ -433,7 +433,7 @@
                 <w:sz w:val="18"/>
                 <w:szCs w:val="18"/>
               </w:rPr>
-              <w:t xml:space="preserve">Tax-2482</w:t>
+              <w:t xml:space="preserve">Tax-2522</w:t>
             </w:r>
           </w:p>
           <w:p>
@@ -445,7 +445,7 @@
                 <w:sz w:val="20"/>
                 <w:szCs w:val="20"/>
               </w:rPr>
-              <w:t xml:space="preserve">海外身份-圣基茨</w:t>
+              <w:t xml:space="preserve">公司盈余管理-公转私</w:t>
             </w:r>
           </w:p>
         </w:tc>
@@ -472,7 +472,7 @@
                 <w:sz w:val="19"/>
                 <w:szCs w:val="19"/>
               </w:rPr>
-              <w:t xml:space="preserve">通过向圣基茨可持续发展基金捐款或投资房产，获得圣基茨和尼维斯公民身份和护照的投资入籍项目，是最古老的投资入籍项目之一。</w:t>
+              <w:t xml:space="preserve">将公司账面利润合规转入个人股东账户的方案设计服务，解决企业主“有钱拿不出”的痛点。</w:t>
             </w:r>
           </w:p>
         </w:tc>
@@ -499,7 +499,7 @@
                 <w:sz w:val="19"/>
                 <w:szCs w:val="19"/>
               </w:rPr>
-              <w:t xml:space="preserve">历史悠久、免签全球150+国家、无移民监、税制优越、承认双重国籍</w:t>
+              <w:t xml:space="preserve">安全落袋、合规降低税负、避免抽逃出资风险、解决个人资金需求、优化个人税务</w:t>
             </w:r>
           </w:p>
         </w:tc>
@@ -528,7 +528,7 @@
                 <w:sz w:val="19"/>
                 <w:szCs w:val="19"/>
               </w:rPr>
-              <w:t xml:space="preserve">客户明确提到‘圣基茨移民’，该产品直接对应圣基茨护照申请，满足出行便利、税务筹划等需求。</w:t>
+              <w:t xml:space="preserve">客户需求为“公转私”，核心痛点在于公司利润不敢转个人账户、分红税负重，该产品直接解决公转私的合规方案与税务优化。</w:t>
             </w:r>
           </w:p>
         </w:tc>
@@ -558,7 +558,7 @@
                 <w:sz w:val="18"/>
                 <w:szCs w:val="18"/>
               </w:rPr>
-              <w:t xml:space="preserve">Tax-2450</w:t>
+              <w:t xml:space="preserve">Tax-2606</w:t>
             </w:r>
           </w:p>
           <w:p>
@@ -570,7 +570,7 @@
                 <w:sz w:val="20"/>
                 <w:szCs w:val="20"/>
               </w:rPr>
-              <w:t xml:space="preserve">海外身份-格林纳达</w:t>
+              <w:t xml:space="preserve">公司盈余管理-信托结构</w:t>
             </w:r>
           </w:p>
         </w:tc>
@@ -597,7 +597,7 @@
                 <w:sz w:val="19"/>
                 <w:szCs w:val="19"/>
               </w:rPr>
-              <w:t xml:space="preserve">通过向格林纳达国家发展基金捐款或投资房产，获得格林纳达公民身份和护照的项目。</w:t>
+              <w:t xml:space="preserve">通过设立信托架构，将公司利润合规分配至信托，再由信托分配给家族成员或进行再投资，实现税务优化、资产隔离和财富传承的盈余管理方式。</w:t>
             </w:r>
           </w:p>
         </w:tc>
@@ -624,7 +624,7 @@
                 <w:sz w:val="19"/>
                 <w:szCs w:val="19"/>
               </w:rPr>
-              <w:t xml:space="preserve">E-2签证跳板（可申请美国E-2投资者签证）、免签中国、通行全球140+国家、税务筹划（无全球征税）、资产配置</w:t>
+              <w:t xml:space="preserve">税务递延（信托内增值暂不纳税）、资产隔离（利润进入信托后隔离）、灵活分配、传承规划、规避公转私税务风险</w:t>
             </w:r>
           </w:p>
         </w:tc>
@@ -653,7 +653,7 @@
                 <w:sz w:val="19"/>
                 <w:szCs w:val="19"/>
               </w:rPr>
-              <w:t xml:space="preserve">客户可能考虑加勒比护照，格林纳达与圣基茨类似，可提供E-2签证赴美等附加价值，作为备选方案。</w:t>
+              <w:t xml:space="preserve">客户提到公转私，该产品通过信托结构实现利润隔离与税务优化，适合长期财富规划。</w:t>
             </w:r>
           </w:p>
         </w:tc>
@@ -683,7 +683,7 @@
                 <w:sz w:val="18"/>
                 <w:szCs w:val="18"/>
               </w:rPr>
-              <w:t xml:space="preserve">Tax-2479</w:t>
+              <w:t xml:space="preserve">CM2330</w:t>
             </w:r>
           </w:p>
           <w:p>
@@ -695,7 +695,7 @@
                 <w:sz w:val="20"/>
                 <w:szCs w:val="20"/>
               </w:rPr>
-              <w:t xml:space="preserve">海外身份-瓦努阿图</w:t>
+              <w:t xml:space="preserve">境内-股权信托（已有标的公司）</w:t>
             </w:r>
           </w:p>
         </w:tc>
@@ -722,7 +722,7 @@
                 <w:sz w:val="19"/>
                 <w:szCs w:val="19"/>
               </w:rPr>
-              <w:t xml:space="preserve">通过向瓦努阿图国家发展基金捐款，获得瓦努阿图公民身份和护照的投资入籍项目。</w:t>
+              <w:t xml:space="preserve">以委托人已持有的境内公司股权作为底层信托财产，通过股权转让方式注入家族信托，实现股权资产隔离、传承与税务筹划的信托架构。</w:t>
             </w:r>
           </w:p>
         </w:tc>
@@ -749,7 +749,7 @@
                 <w:sz w:val="19"/>
                 <w:szCs w:val="19"/>
               </w:rPr>
-              <w:t xml:space="preserve">快速获批（1-2个月）、免签全球100+国家、无移民监、税制优越（无所得税、遗产税）、可改名</w:t>
+              <w:t xml:space="preserve">风险隔离、防婚变分割、控制权保留、税务递延、定向传承</w:t>
             </w:r>
           </w:p>
         </w:tc>
@@ -778,7 +778,7 @@
                 <w:sz w:val="19"/>
                 <w:szCs w:val="19"/>
               </w:rPr>
-              <w:t xml:space="preserve">瓦努阿图护照快速获取，适合客户对比不同护照项目，满足快速出行和税务筹划需求。</w:t>
+              <w:t xml:space="preserve">客户可能涉及企业主个人资产隔离，该产品针对已有公司股权，可隔离债务、避免婚变分割，与公转私后的资产保护相关。</w:t>
             </w:r>
           </w:p>
         </w:tc>
@@ -808,7 +808,7 @@
                 <w:sz w:val="18"/>
                 <w:szCs w:val="18"/>
               </w:rPr>
-              <w:t xml:space="preserve">Tax-2481</w:t>
+              <w:t xml:space="preserve">CM2332</w:t>
             </w:r>
           </w:p>
           <w:p>
@@ -820,7 +820,7 @@
                 <w:sz w:val="20"/>
                 <w:szCs w:val="20"/>
               </w:rPr>
-              <w:t xml:space="preserve">海外身份-多米尼克</w:t>
+              <w:t xml:space="preserve">境内-家族信托委贷</w:t>
             </w:r>
           </w:p>
         </w:tc>
@@ -847,7 +847,7 @@
                 <w:sz w:val="19"/>
                 <w:szCs w:val="19"/>
               </w:rPr>
-              <w:t xml:space="preserve">通过向多米尼克经济多元化基金捐款或投资房产，获得多米尼克公民身份和护照的投资入籍项目。</w:t>
+              <w:t xml:space="preserve">家族信托以现金资产为主，向家族企业发放委托贷款，实现信托资金支持企业经营的安排。</w:t>
             </w:r>
           </w:p>
         </w:tc>
@@ -874,7 +874,7 @@
                 <w:sz w:val="19"/>
                 <w:szCs w:val="19"/>
               </w:rPr>
-              <w:t xml:space="preserve">低成本、免签全球140+国家、无移民监、税制优越、承认双重国籍</w:t>
+              <w:t xml:space="preserve">资金支持企业、利息收益、融资灵活调节、税务递延可能</w:t>
             </w:r>
           </w:p>
         </w:tc>
@@ -903,7 +903,7 @@
                 <w:sz w:val="19"/>
                 <w:szCs w:val="19"/>
               </w:rPr>
-              <w:t xml:space="preserve">多米尼克护照低成本，与圣基茨同属加勒比项目，客户可综合比较性价比。</w:t>
+              <w:t xml:space="preserve">客户需要从公司拿钱，该产品通过信托委贷方式将企业资金以利息形式转入信托，实现公转私且税务优化。</w:t>
             </w:r>
           </w:p>
         </w:tc>
@@ -933,7 +933,7 @@
                 <w:sz w:val="18"/>
                 <w:szCs w:val="18"/>
               </w:rPr>
-              <w:t xml:space="preserve">Tax-2484</w:t>
+              <w:t xml:space="preserve">Tax-2507</w:t>
             </w:r>
           </w:p>
           <w:p>
@@ -945,7 +945,7 @@
                 <w:sz w:val="20"/>
                 <w:szCs w:val="20"/>
               </w:rPr>
-              <w:t xml:space="preserve">海外身份-马耳他</w:t>
+              <w:t xml:space="preserve">境内公司税务体检</w:t>
             </w:r>
           </w:p>
         </w:tc>
@@ -972,7 +972,7 @@
                 <w:sz w:val="19"/>
                 <w:szCs w:val="19"/>
               </w:rPr>
-              <w:t xml:space="preserve">通过向马耳他国家发展基金捐款、投资房产和购买国债/股票，获得马耳他公民身份和护照的项目，是欧盟护照中较有吸引力的项目。</w:t>
+              <w:t xml:space="preserve">主动对企业的税务合规性进行全面检查，识别潜在风险，提出整改建议，防患于未然的预防性服务。</w:t>
             </w:r>
           </w:p>
         </w:tc>
@@ -999,7 +999,7 @@
                 <w:sz w:val="19"/>
                 <w:szCs w:val="19"/>
               </w:rPr>
-              <w:t xml:space="preserve">欧盟护照、免签美国、英国、申根国、英语国家、税制优越、承认双重国籍</w:t>
+              <w:t xml:space="preserve">主动发现风险、避免被稽查罚款、规范税务管理、提升合规水平、为上市/融资做准备</w:t>
             </w:r>
           </w:p>
         </w:tc>
@@ -1028,7 +1028,7 @@
                 <w:sz w:val="19"/>
                 <w:szCs w:val="19"/>
               </w:rPr>
-              <w:t xml:space="preserve">马耳他护照提供欧盟身份，适合客户考虑更高含金量的护照选项，满足自由定居欧盟需求。</w:t>
+              <w:t xml:space="preserve">客户公转私前需排查税务风险，该产品提供税务体检，避免分红或借款被认定为偷税。</w:t>
             </w:r>
           </w:p>
         </w:tc>
@@ -1058,7 +1058,7 @@
                 <w:sz w:val="18"/>
                 <w:szCs w:val="18"/>
               </w:rPr>
-              <w:t xml:space="preserve">Tax-2407</w:t>
+              <w:t xml:space="preserve">Tax-2508</w:t>
             </w:r>
           </w:p>
           <w:p>
@@ -1070,7 +1070,7 @@
                 <w:sz w:val="20"/>
                 <w:szCs w:val="20"/>
               </w:rPr>
-              <w:t xml:space="preserve">家庭资产纳税义务合规复核</w:t>
+              <w:t xml:space="preserve">境内公司税务风险应对-自查</w:t>
             </w:r>
           </w:p>
         </w:tc>
@@ -1097,7 +1097,7 @@
                 <w:sz w:val="19"/>
                 <w:szCs w:val="19"/>
               </w:rPr>
-              <w:t xml:space="preserve">对家族成员名下各类资产（境内/境外、股权/房产/金融资产）的涉税合规性进行全面梳理和风险排查的服务。</w:t>
+              <w:t xml:space="preserve">企业在面临税务稽查风险或收到税务局自查通知时，通过专业机构协助进行自查，主动补税整改，以减轻处罚的服务。</w:t>
             </w:r>
           </w:p>
         </w:tc>
@@ -1124,7 +1124,7 @@
                 <w:sz w:val="19"/>
                 <w:szCs w:val="19"/>
               </w:rPr>
-              <w:t xml:space="preserve">全面排查税务风险、发现隐形雷区（如境外金融账户未申报）、应对CRS信息交换、为移民前规划提供依据、避免未来高额罚款</w:t>
+              <w:t xml:space="preserve">减轻罚款（自查从宽）、避免定性偷税、降低滞纳金、争取不移送司法、修复纳税信用</w:t>
             </w:r>
           </w:p>
         </w:tc>
@@ -1153,7 +1153,7 @@
                 <w:sz w:val="19"/>
                 <w:szCs w:val="19"/>
               </w:rPr>
-              <w:t xml:space="preserve">移民圣基茨后需梳理全球资产税务，该产品帮助客户复核家庭资产纳税义务，避免CRS风险。</w:t>
+              <w:t xml:space="preserve">客户担心公转私被查，该产品针对税务局自查通知，提供专业应对，降低补税罚款风险。</w:t>
             </w:r>
           </w:p>
         </w:tc>
@@ -1183,7 +1183,7 @@
                 <w:sz w:val="18"/>
                 <w:szCs w:val="18"/>
               </w:rPr>
-              <w:t xml:space="preserve">Tax-2471</w:t>
+              <w:t xml:space="preserve">Tax-2472</w:t>
             </w:r>
           </w:p>
           <w:p>
@@ -1195,7 +1195,7 @@
                 <w:sz w:val="20"/>
                 <w:szCs w:val="20"/>
               </w:rPr>
-              <w:t xml:space="preserve">CRS涉税风险复核</w:t>
+              <w:t xml:space="preserve">境内不动产持有结构涉税咨询</w:t>
             </w:r>
           </w:p>
         </w:tc>
@@ -1222,7 +1222,7 @@
                 <w:sz w:val="19"/>
                 <w:szCs w:val="19"/>
               </w:rPr>
-              <w:t xml:space="preserve">针对个人或企业在CRS（共同申报标准）下的信息交换情况，进行涉税风险排查和合规建议的服务，协助客户CRS相关的税务应对和税务申报。</w:t>
+              <w:t xml:space="preserve">针对境内不动产的持有架构（个人持有、公司持有、合伙企业持有、信托持有），分析不同持有方式的税务影响并提供优化建议的服务。</w:t>
             </w:r>
           </w:p>
         </w:tc>
@@ -1249,7 +1249,7 @@
                 <w:sz w:val="19"/>
                 <w:szCs w:val="19"/>
               </w:rPr>
-              <w:t xml:space="preserve">应对CRS信息交换、发现信息不对称风险、避免被税务机关质疑、合规整改、保护资产隐私</w:t>
+              <w:t xml:space="preserve">优化持有税负、降低未来出售税负、合理规划租金收入税务、传承税务优化、风险隔离</w:t>
             </w:r>
           </w:p>
         </w:tc>
@@ -1278,7 +1278,7 @@
                 <w:sz w:val="19"/>
                 <w:szCs w:val="19"/>
               </w:rPr>
-              <w:t xml:space="preserve">客户移民后海外账户可能面临CRS信息交换，该产品帮助排查涉税风险，确保合规。</w:t>
+              <w:t xml:space="preserve">客户可能持有不动产，公转私后需优化持有结构，该产品提供境内不动产持有涉税咨询。</w:t>
             </w:r>
           </w:p>
         </w:tc>
@@ -1308,7 +1308,7 @@
                 <w:sz w:val="18"/>
                 <w:szCs w:val="18"/>
               </w:rPr>
-              <w:t xml:space="preserve">Tax-2543</w:t>
+              <w:t xml:space="preserve">Tax-2473</w:t>
             </w:r>
           </w:p>
           <w:p>
@@ -1320,7 +1320,7 @@
                 <w:sz w:val="20"/>
                 <w:szCs w:val="20"/>
               </w:rPr>
-              <w:t xml:space="preserve">中国个税汇算清缴（境内+境外收入）</w:t>
+              <w:t xml:space="preserve">境内不动产转让税务规划</w:t>
             </w:r>
           </w:p>
         </w:tc>
@@ -1347,7 +1347,7 @@
                 <w:sz w:val="19"/>
                 <w:szCs w:val="19"/>
               </w:rPr>
-              <w:t xml:space="preserve">中国税务居民个人就其全球收入（含境外收入）进行年度个税汇算清缴，并进行境外税收抵免的服务。</w:t>
+              <w:t xml:space="preserve">针对境内不动产转让（买卖、赠与、继承、置换）过程中的税务问题，提供节税筹划和合规建议的服务。</w:t>
             </w:r>
           </w:p>
         </w:tc>
@@ -1374,7 +1374,7 @@
                 <w:sz w:val="19"/>
                 <w:szCs w:val="19"/>
               </w:rPr>
-              <w:t xml:space="preserve">全球征税落地、避免双重征税（抵免）、合规申报、应对CRS信息比对、高净值人群合规重点</w:t>
+              <w:t xml:space="preserve">降低转让税负、合法节税、规避税务风险、满足转让目的、应对税务稽查</w:t>
             </w:r>
           </w:p>
         </w:tc>
@@ -1403,7 +1403,257 @@
                 <w:sz w:val="19"/>
                 <w:szCs w:val="19"/>
               </w:rPr>
-              <w:t xml:space="preserve">客户获得圣基茨身份后，若仍有中国境内收入，需合规申报个税并处理境外税收抵免，该产品提供专业支持。</w:t>
+              <w:t xml:space="preserve">客户公转私后可能涉及不动产转让，该产品提供转让税务规划，降低税负。</w:t>
+            </w:r>
+          </w:p>
+        </w:tc>
+      </w:tr>
+      <w:tr>
+        <w:tc>
+          <w:tcPr>
+            <w:tcW w:type="dxa" w:w="1400"/>
+            <w:tcBorders>
+              <w:top w:val="single" w:color="CCCCCC" w:sz="1"/>
+              <w:left w:val="single" w:color="CCCCCC" w:sz="1"/>
+              <w:bottom w:val="single" w:color="CCCCCC" w:sz="1"/>
+              <w:right w:val="single" w:color="CCCCCC" w:sz="1"/>
+            </w:tcBorders>
+            <w:tcMar>
+              <w:top w:type="dxa" w:w="80"/>
+              <w:left w:type="dxa" w:w="120"/>
+              <w:bottom w:type="dxa" w:w="80"/>
+              <w:right w:type="dxa" w:w="120"/>
+            </w:tcMar>
+          </w:tcPr>
+          <w:p>
+            <w:r>
+              <w:rPr>
+                <w:rFonts w:ascii="Arial" w:cs="Arial" w:eastAsia="Arial" w:hAnsi="Arial"/>
+                <w:color w:val="6B7280"/>
+                <w:sz w:val="18"/>
+                <w:szCs w:val="18"/>
+              </w:rPr>
+              <w:t xml:space="preserve">CM-2355</w:t>
+            </w:r>
+          </w:p>
+          <w:p>
+            <w:r>
+              <w:rPr>
+                <w:rFonts w:ascii="Arial" w:cs="Arial" w:eastAsia="Arial" w:hAnsi="Arial"/>
+                <w:b/>
+                <w:bCs/>
+                <w:sz w:val="20"/>
+                <w:szCs w:val="20"/>
+              </w:rPr>
+              <w:t xml:space="preserve">境内大额保单-终身寿</w:t>
+            </w:r>
+          </w:p>
+        </w:tc>
+        <w:tc>
+          <w:tcPr>
+            <w:tcW w:type="dxa" w:w="2200"/>
+            <w:tcBorders>
+              <w:top w:val="single" w:color="CCCCCC" w:sz="1"/>
+              <w:left w:val="single" w:color="CCCCCC" w:sz="1"/>
+              <w:bottom w:val="single" w:color="CCCCCC" w:sz="1"/>
+              <w:right w:val="single" w:color="CCCCCC" w:sz="1"/>
+            </w:tcBorders>
+            <w:tcMar>
+              <w:top w:type="dxa" w:w="80"/>
+              <w:left w:type="dxa" w:w="120"/>
+              <w:bottom w:type="dxa" w:w="80"/>
+              <w:right w:type="dxa" w:w="120"/>
+            </w:tcMar>
+          </w:tcPr>
+          <w:p>
+            <w:r>
+              <w:rPr>
+                <w:rFonts w:ascii="Arial" w:cs="Arial" w:eastAsia="Arial" w:hAnsi="Arial"/>
+                <w:sz w:val="19"/>
+                <w:szCs w:val="19"/>
+              </w:rPr>
+              <w:t xml:space="preserve">以被保险人身故为给付条件，保障期限为终身的寿险产品，兼具保障和储蓄功能。</w:t>
+            </w:r>
+          </w:p>
+        </w:tc>
+        <w:tc>
+          <w:tcPr>
+            <w:tcW w:type="dxa" w:w="3200"/>
+            <w:tcBorders>
+              <w:top w:val="single" w:color="CCCCCC" w:sz="1"/>
+              <w:left w:val="single" w:color="CCCCCC" w:sz="1"/>
+              <w:bottom w:val="single" w:color="CCCCCC" w:sz="1"/>
+              <w:right w:val="single" w:color="CCCCCC" w:sz="1"/>
+            </w:tcBorders>
+            <w:tcMar>
+              <w:top w:type="dxa" w:w="80"/>
+              <w:left w:type="dxa" w:w="120"/>
+              <w:bottom w:type="dxa" w:w="80"/>
+              <w:right w:type="dxa" w:w="120"/>
+            </w:tcMar>
+          </w:tcPr>
+          <w:p>
+            <w:r>
+              <w:rPr>
+                <w:rFonts w:ascii="Arial" w:cs="Arial" w:eastAsia="Arial" w:hAnsi="Arial"/>
+                <w:sz w:val="19"/>
+                <w:szCs w:val="19"/>
+              </w:rPr>
+              <w:t xml:space="preserve">定向传承、杠杆赔付、现金价值积累、资产保全、指定受益人避免纠纷</w:t>
+            </w:r>
+          </w:p>
+        </w:tc>
+        <w:tc>
+          <w:tcPr>
+            <w:tcW w:type="dxa" w:w="2400"/>
+            <w:tcBorders>
+              <w:top w:val="single" w:color="CCCCCC" w:sz="1"/>
+              <w:left w:val="single" w:color="CCCCCC" w:sz="1"/>
+              <w:bottom w:val="single" w:color="CCCCCC" w:sz="1"/>
+              <w:right w:val="single" w:color="CCCCCC" w:sz="1"/>
+            </w:tcBorders>
+            <w:shd w:fill="F0FDF4" w:val="clear"/>
+            <w:tcMar>
+              <w:top w:type="dxa" w:w="80"/>
+              <w:left w:type="dxa" w:w="120"/>
+              <w:bottom w:type="dxa" w:w="80"/>
+              <w:right w:type="dxa" w:w="120"/>
+            </w:tcMar>
+          </w:tcPr>
+          <w:p>
+            <w:r>
+              <w:rPr>
+                <w:rFonts w:ascii="Arial" w:cs="Arial" w:eastAsia="Arial" w:hAnsi="Arial"/>
+                <w:color w:val="065F46"/>
+                <w:sz w:val="19"/>
+                <w:szCs w:val="19"/>
+              </w:rPr>
+              <w:t xml:space="preserve">客户公转私后需传承，该产品通过大额终身寿实现资产隔离与确定金额传承，避免继承纠纷。</w:t>
+            </w:r>
+          </w:p>
+        </w:tc>
+      </w:tr>
+      <w:tr>
+        <w:tc>
+          <w:tcPr>
+            <w:tcW w:type="dxa" w:w="1400"/>
+            <w:tcBorders>
+              <w:top w:val="single" w:color="CCCCCC" w:sz="1"/>
+              <w:left w:val="single" w:color="CCCCCC" w:sz="1"/>
+              <w:bottom w:val="single" w:color="CCCCCC" w:sz="1"/>
+              <w:right w:val="single" w:color="CCCCCC" w:sz="1"/>
+            </w:tcBorders>
+            <w:tcMar>
+              <w:top w:type="dxa" w:w="80"/>
+              <w:left w:type="dxa" w:w="120"/>
+              <w:bottom w:type="dxa" w:w="80"/>
+              <w:right w:type="dxa" w:w="120"/>
+            </w:tcMar>
+          </w:tcPr>
+          <w:p>
+            <w:r>
+              <w:rPr>
+                <w:rFonts w:ascii="Arial" w:cs="Arial" w:eastAsia="Arial" w:hAnsi="Arial"/>
+                <w:color w:val="6B7280"/>
+                <w:sz w:val="18"/>
+                <w:szCs w:val="18"/>
+              </w:rPr>
+              <w:t xml:space="preserve">CM-2341</w:t>
+            </w:r>
+          </w:p>
+          <w:p>
+            <w:r>
+              <w:rPr>
+                <w:rFonts w:ascii="Arial" w:cs="Arial" w:eastAsia="Arial" w:hAnsi="Arial"/>
+                <w:b/>
+                <w:bCs/>
+                <w:sz w:val="20"/>
+                <w:szCs w:val="20"/>
+              </w:rPr>
+              <w:t xml:space="preserve">境内-家族信托金融产品投资</w:t>
+            </w:r>
+          </w:p>
+        </w:tc>
+        <w:tc>
+          <w:tcPr>
+            <w:tcW w:type="dxa" w:w="2200"/>
+            <w:tcBorders>
+              <w:top w:val="single" w:color="CCCCCC" w:sz="1"/>
+              <w:left w:val="single" w:color="CCCCCC" w:sz="1"/>
+              <w:bottom w:val="single" w:color="CCCCCC" w:sz="1"/>
+              <w:right w:val="single" w:color="CCCCCC" w:sz="1"/>
+            </w:tcBorders>
+            <w:tcMar>
+              <w:top w:type="dxa" w:w="80"/>
+              <w:left w:type="dxa" w:w="120"/>
+              <w:bottom w:type="dxa" w:w="80"/>
+              <w:right w:type="dxa" w:w="120"/>
+            </w:tcMar>
+          </w:tcPr>
+          <w:p>
+            <w:r>
+              <w:rPr>
+                <w:rFonts w:ascii="Arial" w:cs="Arial" w:eastAsia="Arial" w:hAnsi="Arial"/>
+                <w:sz w:val="19"/>
+                <w:szCs w:val="19"/>
+              </w:rPr>
+              <w:t xml:space="preserve">以现金资产设立家族信托，由委托人本身/专业投顾进行金融产品投资，实现资产增值和风险分散的信托架构。</w:t>
+            </w:r>
+          </w:p>
+        </w:tc>
+        <w:tc>
+          <w:tcPr>
+            <w:tcW w:type="dxa" w:w="3200"/>
+            <w:tcBorders>
+              <w:top w:val="single" w:color="CCCCCC" w:sz="1"/>
+              <w:left w:val="single" w:color="CCCCCC" w:sz="1"/>
+              <w:bottom w:val="single" w:color="CCCCCC" w:sz="1"/>
+              <w:right w:val="single" w:color="CCCCCC" w:sz="1"/>
+            </w:tcBorders>
+            <w:tcMar>
+              <w:top w:type="dxa" w:w="80"/>
+              <w:left w:type="dxa" w:w="120"/>
+              <w:bottom w:type="dxa" w:w="80"/>
+              <w:right w:type="dxa" w:w="120"/>
+            </w:tcMar>
+          </w:tcPr>
+          <w:p>
+            <w:r>
+              <w:rPr>
+                <w:rFonts w:ascii="Arial" w:cs="Arial" w:eastAsia="Arial" w:hAnsi="Arial"/>
+                <w:sz w:val="19"/>
+                <w:szCs w:val="19"/>
+              </w:rPr>
+              <w:t xml:space="preserve">专业资产管理、风险分散、投资组合灵活、资产隔离、税务递延</w:t>
+            </w:r>
+          </w:p>
+        </w:tc>
+        <w:tc>
+          <w:tcPr>
+            <w:tcW w:type="dxa" w:w="2400"/>
+            <w:tcBorders>
+              <w:top w:val="single" w:color="CCCCCC" w:sz="1"/>
+              <w:left w:val="single" w:color="CCCCCC" w:sz="1"/>
+              <w:bottom w:val="single" w:color="CCCCCC" w:sz="1"/>
+              <w:right w:val="single" w:color="CCCCCC" w:sz="1"/>
+            </w:tcBorders>
+            <w:shd w:fill="F0FDF4" w:val="clear"/>
+            <w:tcMar>
+              <w:top w:type="dxa" w:w="80"/>
+              <w:left w:type="dxa" w:w="120"/>
+              <w:bottom w:type="dxa" w:w="80"/>
+              <w:right w:type="dxa" w:w="120"/>
+            </w:tcMar>
+          </w:tcPr>
+          <w:p>
+            <w:r>
+              <w:rPr>
+                <w:rFonts w:ascii="Arial" w:cs="Arial" w:eastAsia="Arial" w:hAnsi="Arial"/>
+                <w:color w:val="065F46"/>
+                <w:sz w:val="19"/>
+                <w:szCs w:val="19"/>
+              </w:rPr>
+              <w:t xml:space="preserve">客户公转私后有大笔现金需专业理财，该产品提供家族信托金融产品投资，实现资产隔离与定向分配。</w:t>
             </w:r>
           </w:p>
         </w:tc>

--- a/public/proposals/朝曦培训方案_QUICK-1779083165578_2026527.docx
+++ b/public/proposals/朝曦培训方案_QUICK-1779083165578_2026527.docx
@@ -44,7 +44,7 @@
           <w:sz w:val="20"/>
           <w:szCs w:val="20"/>
         </w:rPr>
-        <w:t xml:space="preserve">生成时间：2026/5/27 11:36:07</w:t>
+        <w:t xml:space="preserve">生成时间：2026/5/27 11:39:35</w:t>
       </w:r>
     </w:p>
     <w:p>
@@ -74,7 +74,7 @@
           <w:sz w:val="20"/>
           <w:szCs w:val="20"/>
         </w:rPr>
-        <w:t xml:space="preserve">【课程二：业务扩张期——跨境业务架构与税务全景】</w:t>
+        <w:t xml:space="preserve">【课程一：企业初创与成长期——股权架构顶层设计与激励落地】</w:t>
       </w:r>
     </w:p>
     <w:p>
@@ -88,7 +88,7 @@
           <w:sz w:val="20"/>
           <w:szCs w:val="20"/>
         </w:rPr>
-        <w:t xml:space="preserve">▌ 单元 5：《境内外信托架构与风险隔离——给家业一道“防火墙”，让经营风险“过不来”》</w:t>
+        <w:t xml:space="preserve">▌ 单元 6：《国际税视野下的持股架构——美籍股东的股权安排"跨国考卷"》</w:t>
       </w:r>
     </w:p>
     <w:p>
@@ -102,7 +102,7 @@
           <w:sz w:val="20"/>
           <w:szCs w:val="20"/>
         </w:rPr>
-        <w:t xml:space="preserve">  第一部分：企业主财富风险全景——债务、婚姻、继承三大威胁与资产暴露路径</w:t>
+        <w:t xml:space="preserve">  第一部分：美国税制对股权激励的影响——83(b)选举、FICA税、资本利得税与Ordinary Income的区别</w:t>
       </w:r>
     </w:p>
     <w:p>
@@ -116,7 +116,7 @@
           <w:sz w:val="20"/>
           <w:szCs w:val="20"/>
         </w:rPr>
-        <w:t xml:space="preserve">  第二部分：境内家族信托架构设计——设立结构、资产注入与银行配套服务</w:t>
+        <w:t xml:space="preserve">  第二部分：为美籍员工设计激励方案的特殊考量——NSO与ISO的选择、409A估值报告的必要性</w:t>
       </w:r>
     </w:p>
     <w:p>
@@ -130,7 +130,7 @@
           <w:sz w:val="20"/>
           <w:szCs w:val="20"/>
         </w:rPr>
-        <w:t xml:space="preserve">  第三部分：离岸信托架构设计——隔离机制、管辖选择与CRS合规考量</w:t>
+        <w:t xml:space="preserve">  第三部分：利用FGT等美税合规信托持有激励股权的架构与税务分析</w:t>
       </w:r>
     </w:p>
     <w:p>
@@ -144,7 +144,7 @@
           <w:sz w:val="20"/>
           <w:szCs w:val="20"/>
         </w:rPr>
-        <w:t xml:space="preserve">  第四部分：信托架构的税务合规与长期维护——CRS申报、资产分配税务安排及服务延伸</w:t>
+        <w:t xml:space="preserve">  第四部分：中美个税申报协同策略与信息披露合规</w:t>
       </w:r>
     </w:p>
     <w:p>
@@ -172,7 +172,7 @@
           <w:sz w:val="20"/>
           <w:szCs w:val="20"/>
         </w:rPr>
-        <w:t xml:space="preserve">【课程五：家族永续期——跨境/境内家族信托、税务与治理】</w:t>
+        <w:t xml:space="preserve">【课程二：业务扩张期——跨境业务架构与税务全景】</w:t>
       </w:r>
     </w:p>
     <w:p>
@@ -186,7 +186,7 @@
           <w:sz w:val="20"/>
           <w:szCs w:val="20"/>
         </w:rPr>
-        <w:t xml:space="preserve">▌ 单元 4：《跨境家族信托——给财富找个“靠谱管家”：信托怎么设、装什么、传给谁》</w:t>
+        <w:t xml:space="preserve">▌ 单元 5：《境内外信托架构与风险隔离——给家业一道“防火墙”，让经营风险“过不来”》</w:t>
       </w:r>
     </w:p>
     <w:p>
@@ -200,7 +200,7 @@
           <w:sz w:val="20"/>
           <w:szCs w:val="20"/>
         </w:rPr>
-        <w:t xml:space="preserve">  第一部分：信托工具箱——认识境内外各类信托的功能与定位（FGT/NRT/离岸信托）</w:t>
+        <w:t xml:space="preserve">  第一部分：企业主财富风险全景——债务、婚姻、继承三大威胁与资产暴露路径</w:t>
       </w:r>
     </w:p>
     <w:p>
@@ -214,7 +214,7 @@
           <w:sz w:val="20"/>
           <w:szCs w:val="20"/>
         </w:rPr>
-        <w:t xml:space="preserve">  第二部分：信托设立全流程——从方案设计到银行开户</w:t>
+        <w:t xml:space="preserve">  第二部分：境内家族信托架构设计——设立结构、资产注入与银行配套服务</w:t>
       </w:r>
     </w:p>
     <w:p>
@@ -228,7 +228,7 @@
           <w:sz w:val="20"/>
           <w:szCs w:val="20"/>
         </w:rPr>
-        <w:t xml:space="preserve">  第三部分：资产注入实务——不同资产类型的路径与挑战</w:t>
+        <w:t xml:space="preserve">  第三部分：离岸信托架构设计——隔离机制、管辖选择与CRS合规考量</w:t>
       </w:r>
     </w:p>
     <w:p>
@@ -242,7 +242,105 @@
           <w:sz w:val="20"/>
           <w:szCs w:val="20"/>
         </w:rPr>
-        <w:t xml:space="preserve">  第四部分：风险隔离的效力与边界——客户最关心的问题</w:t>
+        <w:t xml:space="preserve">  第四部分：信托架构的税务合规与长期维护——CRS申报、资产分配税务安排及服务延伸</w:t>
+      </w:r>
+    </w:p>
+    <w:p>
+      <w:pPr>
+        <w:spacing w:after="60"/>
+      </w:pPr>
+      <w:r>
+        <w:rPr>
+          <w:rFonts w:ascii="Courier New" w:cs="Courier New" w:eastAsia="Courier New" w:hAnsi="Courier New"/>
+          <w:color w:val="71717A"/>
+          <w:sz w:val="20"/>
+          <w:szCs w:val="20"/>
+        </w:rPr>
+        <w:t xml:space="preserve"/>
+      </w:r>
+    </w:p>
+    <w:p>
+      <w:pPr>
+        <w:spacing w:after="60"/>
+      </w:pPr>
+      <w:r>
+        <w:rPr>
+          <w:rFonts w:ascii="Courier New" w:cs="Courier New" w:eastAsia="Courier New" w:hAnsi="Courier New"/>
+          <w:color w:val="2D6A4F"/>
+          <w:sz w:val="20"/>
+          <w:szCs w:val="20"/>
+        </w:rPr>
+        <w:t xml:space="preserve">【课程五：家族永续期——跨境/境内家族信托、税务与治理】</w:t>
+      </w:r>
+    </w:p>
+    <w:p>
+      <w:pPr>
+        <w:spacing w:after="60"/>
+      </w:pPr>
+      <w:r>
+        <w:rPr>
+          <w:rFonts w:ascii="Courier New" w:cs="Courier New" w:eastAsia="Courier New" w:hAnsi="Courier New"/>
+          <w:color w:val="18181B"/>
+          <w:sz w:val="20"/>
+          <w:szCs w:val="20"/>
+        </w:rPr>
+        <w:t xml:space="preserve">▌ 单元 3：《中加、中美财富人士规划——如何面对跨洋身份的双重考验》</w:t>
+      </w:r>
+    </w:p>
+    <w:p>
+      <w:pPr>
+        <w:spacing w:after="60"/>
+      </w:pPr>
+      <w:r>
+        <w:rPr>
+          <w:rFonts w:ascii="Courier New" w:cs="Courier New" w:eastAsia="Courier New" w:hAnsi="Courier New"/>
+          <w:color w:val="71717A"/>
+          <w:sz w:val="20"/>
+          <w:szCs w:val="20"/>
+        </w:rPr>
+        <w:t xml:space="preserve">  第一部分：美国身份的税务全景——全球征税义务、FBAR/FATCA与PFIC规则</w:t>
+      </w:r>
+    </w:p>
+    <w:p>
+      <w:pPr>
+        <w:spacing w:after="60"/>
+      </w:pPr>
+      <w:r>
+        <w:rPr>
+          <w:rFonts w:ascii="Courier New" w:cs="Courier New" w:eastAsia="Courier New" w:hAnsi="Courier New"/>
+          <w:color w:val="71717A"/>
+          <w:sz w:val="20"/>
+          <w:szCs w:val="20"/>
+        </w:rPr>
+        <w:t xml:space="preserve">  第二部分：加拿大身份的税务全景——登陆规划、全球申报与加拿大税务优化工具</w:t>
+      </w:r>
+    </w:p>
+    <w:p>
+      <w:pPr>
+        <w:spacing w:after="60"/>
+      </w:pPr>
+      <w:r>
+        <w:rPr>
+          <w:rFonts w:ascii="Courier New" w:cs="Courier New" w:eastAsia="Courier New" w:hAnsi="Courier New"/>
+          <w:color w:val="71717A"/>
+          <w:sz w:val="20"/>
+          <w:szCs w:val="20"/>
+        </w:rPr>
+        <w:t xml:space="preserve">  第三部分：中美/中加双向资产规划——信托、保单与架构设计的合规降税路径</w:t>
+      </w:r>
+    </w:p>
+    <w:p>
+      <w:pPr>
+        <w:spacing w:after="60"/>
+      </w:pPr>
+      <w:r>
+        <w:rPr>
+          <w:rFonts w:ascii="Courier New" w:cs="Courier New" w:eastAsia="Courier New" w:hAnsi="Courier New"/>
+          <w:color w:val="71717A"/>
+          <w:sz w:val="20"/>
+          <w:szCs w:val="20"/>
+        </w:rPr>
+        <w:t xml:space="preserve">  第四部分：双重身份客户的综合服务设计——跨境账户、申报辅助与财富配置的全周期服务</w:t>
       </w:r>
     </w:p>
     <w:p>
@@ -258,7 +356,7 @@
           <w:sz w:val="28"/>
           <w:szCs w:val="28"/>
         </w:rPr>
-        <w:t xml:space="preserve">二、客户适配 SKU 列表（共 10 条）</w:t>
+        <w:t xml:space="preserve">二、客户适配 SKU 列表（共 11 条）</w:t>
       </w:r>
     </w:p>
     <w:tbl>
@@ -433,7 +531,7 @@
                 <w:sz w:val="18"/>
                 <w:szCs w:val="18"/>
               </w:rPr>
-              <w:t xml:space="preserve">Tax-2522</w:t>
+              <w:t xml:space="preserve">CM2343</w:t>
             </w:r>
           </w:p>
           <w:p>
@@ -445,7 +543,7 @@
                 <w:sz w:val="20"/>
                 <w:szCs w:val="20"/>
               </w:rPr>
-              <w:t xml:space="preserve">公司盈余管理-公转私</w:t>
+              <w:t xml:space="preserve">境内-FGT</w:t>
             </w:r>
           </w:p>
         </w:tc>
@@ -472,7 +570,7 @@
                 <w:sz w:val="19"/>
                 <w:szCs w:val="19"/>
               </w:rPr>
-              <w:t xml:space="preserve">将公司账面利润合规转入个人股东账户的方案设计服务，解决企业主“有钱拿不出”的痛点。</w:t>
+              <w:t xml:space="preserve">在中国境内设立的、通过特定条款设计使其符合美国税法下“委托人信托”（Grantor Trust）定义的信托，用于美籍受益人税务优化。</w:t>
             </w:r>
           </w:p>
         </w:tc>
@@ -499,7 +597,7 @@
                 <w:sz w:val="19"/>
                 <w:szCs w:val="19"/>
               </w:rPr>
-              <w:t xml:space="preserve">安全落袋、合规降低税负、避免抽逃出资风险、解决个人资金需求、优化个人税务</w:t>
+              <w:t xml:space="preserve">美税合规：信托分配美国税务居民受益人接收分配无税；资产隔离保护</w:t>
             </w:r>
           </w:p>
         </w:tc>
@@ -528,7 +626,7 @@
                 <w:sz w:val="19"/>
                 <w:szCs w:val="19"/>
               </w:rPr>
-              <w:t xml:space="preserve">客户需求为“公转私”，核心痛点在于公司利润不敢转个人账户、分红税负重，该产品直接解决公转私的合规方案与税务优化。</w:t>
+              <w:t xml:space="preserve">客户需求为“美国税”，该产品专门针对有美籍子女的家族，利用FGT结构筹划美国税，满足美国税法合规要求，直接对应客户痛点。</w:t>
             </w:r>
           </w:p>
         </w:tc>
@@ -558,7 +656,7 @@
                 <w:sz w:val="18"/>
                 <w:szCs w:val="18"/>
               </w:rPr>
-              <w:t xml:space="preserve">Tax-2606</w:t>
+              <w:t xml:space="preserve">CM2349</w:t>
             </w:r>
           </w:p>
           <w:p>
@@ -570,7 +668,7 @@
                 <w:sz w:val="20"/>
                 <w:szCs w:val="20"/>
               </w:rPr>
-              <w:t xml:space="preserve">公司盈余管理-信托结构</w:t>
+              <w:t xml:space="preserve">离岸信托-FGT</w:t>
             </w:r>
           </w:p>
         </w:tc>
@@ -597,7 +695,7 @@
                 <w:sz w:val="19"/>
                 <w:szCs w:val="19"/>
               </w:rPr>
-              <w:t xml:space="preserve">通过设立信托架构，将公司利润合规分配至信托，再由信托分配给家族成员或进行再投资，实现税务优化、资产隔离和财富传承的盈余管理方式。</w:t>
+              <w:t xml:space="preserve">在离岸地设立的、通过特定条款设计使其符合美国税法下“委托人信托”（Grantor Trust）定义的信托，用于美籍受益人税务优化。</w:t>
             </w:r>
           </w:p>
         </w:tc>
@@ -624,7 +722,7 @@
                 <w:sz w:val="19"/>
                 <w:szCs w:val="19"/>
               </w:rPr>
-              <w:t xml:space="preserve">税务递延（信托内增值暂不纳税）、资产隔离（利润进入信托后隔离）、灵活分配、传承规划、规避公转私税务风险</w:t>
+              <w:t xml:space="preserve">美籍子女规划首选（资产增值对美籍子女“零税”传递）、避免美国遗产税/赠与税、由非美籍委托人纳税、隐私保护</w:t>
             </w:r>
           </w:p>
         </w:tc>
@@ -653,7 +751,7 @@
                 <w:sz w:val="19"/>
                 <w:szCs w:val="19"/>
               </w:rPr>
-              <w:t xml:space="preserve">客户提到公转私，该产品通过信托结构实现利润隔离与税务优化，适合长期财富规划。</w:t>
+              <w:t xml:space="preserve">客户需求为“美国税”，该产品针对有美籍子女的离岸资产传承，通过FGT结构避免美国赠与税/遗产税，符合客户对美国税务筹划的需求。</w:t>
             </w:r>
           </w:p>
         </w:tc>
@@ -683,7 +781,7 @@
                 <w:sz w:val="18"/>
                 <w:szCs w:val="18"/>
               </w:rPr>
-              <w:t xml:space="preserve">CM2330</w:t>
+              <w:t xml:space="preserve">CM2351</w:t>
             </w:r>
           </w:p>
           <w:p>
@@ -695,7 +793,7 @@
                 <w:sz w:val="20"/>
                 <w:szCs w:val="20"/>
               </w:rPr>
-              <w:t xml:space="preserve">境内-股权信托（已有标的公司）</w:t>
+              <w:t xml:space="preserve">美国信托-ILIT信托</w:t>
             </w:r>
           </w:p>
         </w:tc>
@@ -722,7 +820,7 @@
                 <w:sz w:val="19"/>
                 <w:szCs w:val="19"/>
               </w:rPr>
-              <w:t xml:space="preserve">以委托人已持有的境内公司股权作为底层信托财产，通过股权转让方式注入家族信托，实现股权资产隔离、传承与税务筹划的信托架构。</w:t>
+              <w:t xml:space="preserve">在美国设立的不可撤销信托，专门用于持有美国人寿保险保单，将理赔金排除在委托人遗产之外，规避美国遗产税。</w:t>
             </w:r>
           </w:p>
         </w:tc>
@@ -749,7 +847,7 @@
                 <w:sz w:val="19"/>
                 <w:szCs w:val="19"/>
               </w:rPr>
-              <w:t xml:space="preserve">风险隔离、防婚变分割、控制权保留、税务递延、定向传承</w:t>
+              <w:t xml:space="preserve">规避遗产税（理赔金移出遗产税计算范围）、资产保护、定向传承、税务优化</w:t>
             </w:r>
           </w:p>
         </w:tc>
@@ -778,7 +876,7 @@
                 <w:sz w:val="19"/>
                 <w:szCs w:val="19"/>
               </w:rPr>
-              <w:t xml:space="preserve">客户可能涉及企业主个人资产隔离，该产品针对已有公司股权，可隔离债务、避免婚变分割，与公转私后的资产保护相关。</w:t>
+              <w:t xml:space="preserve">客户需求为“美国税”，该产品通过ILIT信托持有美国人寿保单，实现理赔金免税并规避遗产税，适合有美国资产需税务优化的客户。</w:t>
             </w:r>
           </w:p>
         </w:tc>
@@ -808,7 +906,7 @@
                 <w:sz w:val="18"/>
                 <w:szCs w:val="18"/>
               </w:rPr>
-              <w:t xml:space="preserve">CM2332</w:t>
+              <w:t xml:space="preserve">CM2353</w:t>
             </w:r>
           </w:p>
           <w:p>
@@ -820,7 +918,7 @@
                 <w:sz w:val="20"/>
                 <w:szCs w:val="20"/>
               </w:rPr>
-              <w:t xml:space="preserve">境内-家族信托委贷</w:t>
+              <w:t xml:space="preserve">美国信托-IDGT</w:t>
             </w:r>
           </w:p>
         </w:tc>
@@ -847,7 +945,7 @@
                 <w:sz w:val="19"/>
                 <w:szCs w:val="19"/>
               </w:rPr>
-              <w:t xml:space="preserve">家族信托以现金资产为主，向家族企业发放委托贷款，实现信托资金支持企业经营的安排。</w:t>
+              <w:t xml:space="preserve">在美国设立的信托，其所得税属性与遗产税属性分离：所得税由委托人缴纳（故为Grantor Trust），但信托资产增值部分不纳入委托人遗产，用于将增值资产移出遗产。</w:t>
             </w:r>
           </w:p>
         </w:tc>
@@ -874,7 +972,7 @@
                 <w:sz w:val="19"/>
                 <w:szCs w:val="19"/>
               </w:rPr>
-              <w:t xml:space="preserve">资金支持企业、利息收益、融资灵活调节、税务递延可能</w:t>
+              <w:t xml:space="preserve">增值部分无遗产税、资产隔离、税务筹划</w:t>
             </w:r>
           </w:p>
         </w:tc>
@@ -903,7 +1001,7 @@
                 <w:sz w:val="19"/>
                 <w:szCs w:val="19"/>
               </w:rPr>
-              <w:t xml:space="preserve">客户需要从公司拿钱，该产品通过信托委贷方式将企业资金以利息形式转入信托，实现公转私且税务优化。</w:t>
+              <w:t xml:space="preserve">客户需求为“美国税”，该产品通过IDGT信托锁定当前价值，未来增值归受益人，有效筹划美国遗产税，适合高增值资产传承。</w:t>
             </w:r>
           </w:p>
         </w:tc>
@@ -933,7 +1031,7 @@
                 <w:sz w:val="18"/>
                 <w:szCs w:val="18"/>
               </w:rPr>
-              <w:t xml:space="preserve">Tax-2507</w:t>
+              <w:t xml:space="preserve">CM2354</w:t>
             </w:r>
           </w:p>
           <w:p>
@@ -945,7 +1043,7 @@
                 <w:sz w:val="20"/>
                 <w:szCs w:val="20"/>
               </w:rPr>
-              <w:t xml:space="preserve">境内公司税务体检</w:t>
+              <w:t xml:space="preserve">美国信托-GRAT</w:t>
             </w:r>
           </w:p>
         </w:tc>
@@ -972,7 +1070,7 @@
                 <w:sz w:val="19"/>
                 <w:szCs w:val="19"/>
               </w:rPr>
-              <w:t xml:space="preserve">主动对企业的税务合规性进行全面检查，识别潜在风险，提出整改建议，防患于未然的预防性服务。</w:t>
+              <w:t xml:space="preserve">在美国设立的短期年金信托，委托人将资产转入信托，定期取回年金，剩余增值部分归受益人，实现低成本赠与。</w:t>
             </w:r>
           </w:p>
         </w:tc>
@@ -999,7 +1097,7 @@
                 <w:sz w:val="19"/>
                 <w:szCs w:val="19"/>
               </w:rPr>
-              <w:t xml:space="preserve">主动发现风险、避免被稽查罚款、规范税务管理、提升合规水平、为上市/融资做准备</w:t>
+              <w:t xml:space="preserve">低成本赠与甚至可以做到0赠与、短期操作、筹划增值部分遗产税/赠与税</w:t>
             </w:r>
           </w:p>
         </w:tc>
@@ -1028,7 +1126,7 @@
                 <w:sz w:val="19"/>
                 <w:szCs w:val="19"/>
               </w:rPr>
-              <w:t xml:space="preserve">客户公转私前需排查税务风险，该产品提供税务体检，避免分红或借款被认定为偷税。</w:t>
+              <w:t xml:space="preserve">客户需求为“美国税”，该产品利用GRAT信托在短期内将预期高增值资产低成本传给下一代，筹划美国遗产税，直接满足客户需求。</w:t>
             </w:r>
           </w:p>
         </w:tc>
@@ -1058,7 +1156,7 @@
                 <w:sz w:val="18"/>
                 <w:szCs w:val="18"/>
               </w:rPr>
-              <w:t xml:space="preserve">Tax-2508</w:t>
+              <w:t xml:space="preserve">CM2364</w:t>
             </w:r>
           </w:p>
           <w:p>
@@ -1070,7 +1168,7 @@
                 <w:sz w:val="20"/>
                 <w:szCs w:val="20"/>
               </w:rPr>
-              <w:t xml:space="preserve">境内公司税务风险应对-自查</w:t>
+              <w:t xml:space="preserve">美国大额保单-IUL</w:t>
             </w:r>
           </w:p>
         </w:tc>
@@ -1097,7 +1195,7 @@
                 <w:sz w:val="19"/>
                 <w:szCs w:val="19"/>
               </w:rPr>
-              <w:t xml:space="preserve">企业在面临税务稽查风险或收到税务局自查通知时，通过专业机构协助进行自查，主动补税整改，以减轻处罚的服务。</w:t>
+              <w:t xml:space="preserve">在美国本土发行的指数型万能寿险，基于美国生命表，费率极低，杠杆极高，适合有美国关联的高净值人士。</w:t>
             </w:r>
           </w:p>
         </w:tc>
@@ -1124,7 +1222,7 @@
                 <w:sz w:val="19"/>
                 <w:szCs w:val="19"/>
               </w:rPr>
-              <w:t xml:space="preserve">减轻罚款（自查从宽）、避免定性偷税、降低滞纳金、争取不移送司法、修复纳税信用</w:t>
+              <w:t xml:space="preserve">极高杠杆、美税合规、保底收益、灵活缴费、现金价值增长</w:t>
             </w:r>
           </w:p>
         </w:tc>
@@ -1153,7 +1251,7 @@
                 <w:sz w:val="19"/>
                 <w:szCs w:val="19"/>
               </w:rPr>
-              <w:t xml:space="preserve">客户担心公转私被查，该产品针对税务局自查通知，提供专业应对，降低补税罚款风险。</w:t>
+              <w:t xml:space="preserve">客户需求为“美国税”，该产品提供美国IUL保单，具有税务优化功能（如遗产税筹划），适合有美国身份或资产的客户。</w:t>
             </w:r>
           </w:p>
         </w:tc>
@@ -1183,7 +1281,7 @@
                 <w:sz w:val="18"/>
                 <w:szCs w:val="18"/>
               </w:rPr>
-              <w:t xml:space="preserve">Tax-2472</w:t>
+              <w:t xml:space="preserve">Tax-2544</w:t>
             </w:r>
           </w:p>
           <w:p>
@@ -1195,7 +1293,7 @@
                 <w:sz w:val="20"/>
                 <w:szCs w:val="20"/>
               </w:rPr>
-              <w:t xml:space="preserve">境内不动产持有结构涉税咨询</w:t>
+              <w:t xml:space="preserve">美国个税年度申报-1040R</w:t>
             </w:r>
           </w:p>
         </w:tc>
@@ -1222,7 +1320,7 @@
                 <w:sz w:val="19"/>
                 <w:szCs w:val="19"/>
               </w:rPr>
-              <w:t xml:space="preserve">针对境内不动产的持有架构（个人持有、公司持有、合伙企业持有、信托持有），分析不同持有方式的税务影响并提供优化建议的服务。</w:t>
+              <w:t xml:space="preserve">美国税务居民（公民、绿卡持有人、满足实质居住测试者）的年度个人所得税申报服务（Form 1040）。</w:t>
             </w:r>
           </w:p>
         </w:tc>
@@ -1249,7 +1347,7 @@
                 <w:sz w:val="19"/>
                 <w:szCs w:val="19"/>
               </w:rPr>
-              <w:t xml:space="preserve">优化持有税负、降低未来出售税负、合理规划租金收入税务、传承税务优化、风险隔离</w:t>
+              <w:t xml:space="preserve">基础合规、全球收入申报、避免罚款、申请退税、应对IRS稽查</w:t>
             </w:r>
           </w:p>
         </w:tc>
@@ -1278,7 +1376,7 @@
                 <w:sz w:val="19"/>
                 <w:szCs w:val="19"/>
               </w:rPr>
-              <w:t xml:space="preserve">客户可能持有不动产，公转私后需优化持有结构，该产品提供境内不动产持有涉税咨询。</w:t>
+              <w:t xml:space="preserve">客户需求为“美国税”，该产品提供美国个税年度申报（1040R），针对美国公民/绿卡持有人，确保全球收入合规申报，避免IRS罚款。</w:t>
             </w:r>
           </w:p>
         </w:tc>
@@ -1308,7 +1406,7 @@
                 <w:sz w:val="18"/>
                 <w:szCs w:val="18"/>
               </w:rPr>
-              <w:t xml:space="preserve">Tax-2473</w:t>
+              <w:t xml:space="preserve">Tax-2545</w:t>
             </w:r>
           </w:p>
           <w:p>
@@ -1320,7 +1418,7 @@
                 <w:sz w:val="20"/>
                 <w:szCs w:val="20"/>
               </w:rPr>
-              <w:t xml:space="preserve">境内不动产转让税务规划</w:t>
+              <w:t xml:space="preserve">美国个税年度申报-1040NR</w:t>
             </w:r>
           </w:p>
         </w:tc>
@@ -1347,7 +1445,7 @@
                 <w:sz w:val="19"/>
                 <w:szCs w:val="19"/>
               </w:rPr>
-              <w:t xml:space="preserve">针对境内不动产转让（买卖、赠与、继承、置换）过程中的税务问题，提供节税筹划和合规建议的服务。</w:t>
+              <w:t xml:space="preserve">美国非居民个人（Non-Resident Alien）进行年度个人所得税申报的服务（Form 1040-NR）。</w:t>
             </w:r>
           </w:p>
         </w:tc>
@@ -1374,7 +1472,7 @@
                 <w:sz w:val="19"/>
                 <w:szCs w:val="19"/>
               </w:rPr>
-              <w:t xml:space="preserve">降低转让税负、合法节税、规避税务风险、满足转让目的、应对税务稽查</w:t>
+              <w:t xml:space="preserve">合规申报、避免被错误认定为居民、享受税收协定（如需）、应对IRS稽查、避免罚款</w:t>
             </w:r>
           </w:p>
         </w:tc>
@@ -1403,7 +1501,7 @@
                 <w:sz w:val="19"/>
                 <w:szCs w:val="19"/>
               </w:rPr>
-              <w:t xml:space="preserve">客户公转私后可能涉及不动产转让，该产品提供转让税务规划，降低税负。</w:t>
+              <w:t xml:space="preserve">客户需求为“美国税”，该产品提供美国个税年度申报（1040NR），针对非居民但有美国收入需申报的情况，满足客户美国税务合规需求。</w:t>
             </w:r>
           </w:p>
         </w:tc>
@@ -1433,7 +1531,7 @@
                 <w:sz w:val="18"/>
                 <w:szCs w:val="18"/>
               </w:rPr>
-              <w:t xml:space="preserve">CM-2355</w:t>
+              <w:t xml:space="preserve">Tax-2546</w:t>
             </w:r>
           </w:p>
           <w:p>
@@ -1445,7 +1543,7 @@
                 <w:sz w:val="20"/>
                 <w:szCs w:val="20"/>
               </w:rPr>
-              <w:t xml:space="preserve">境内大额保单-终身寿</w:t>
+              <w:t xml:space="preserve">美国个税年度申报-5471</w:t>
             </w:r>
           </w:p>
         </w:tc>
@@ -1472,7 +1570,7 @@
                 <w:sz w:val="19"/>
                 <w:szCs w:val="19"/>
               </w:rPr>
-              <w:t xml:space="preserve">以被保险人身故为给付条件，保障期限为终身的寿险产品，兼具保障和储蓄功能。</w:t>
+              <w:t xml:space="preserve">美国股东（持股10%以上）申报其控制的境外公司信息（Form 5471），包括资产负债表、利润表、GILTI税计算等。</w:t>
             </w:r>
           </w:p>
         </w:tc>
@@ -1499,7 +1597,7 @@
                 <w:sz w:val="19"/>
                 <w:szCs w:val="19"/>
               </w:rPr>
-              <w:t xml:space="preserve">定向传承、杠杆赔付、现金价值积累、资产保全、指定受益人避免纠纷</w:t>
+              <w:t xml:space="preserve">极度复杂、漏报罚款$1万起、合规应对CFC规则、计算GILTI税、避免IRS处罚</w:t>
             </w:r>
           </w:p>
         </w:tc>
@@ -1528,7 +1626,7 @@
                 <w:sz w:val="19"/>
                 <w:szCs w:val="19"/>
               </w:rPr>
-              <w:t xml:space="preserve">客户公转私后需传承，该产品通过大额终身寿实现资产隔离与确定金额传承，避免继承纠纷。</w:t>
+              <w:t xml:space="preserve">客户需求为“美国税”，该产品提供5471表格申报，针对美国人在境外有公司的情况，避免漏报重罚，适合有境外公司的美国税务居民。</w:t>
             </w:r>
           </w:p>
         </w:tc>
@@ -1558,7 +1656,7 @@
                 <w:sz w:val="18"/>
                 <w:szCs w:val="18"/>
               </w:rPr>
-              <w:t xml:space="preserve">CM-2341</w:t>
+              <w:t xml:space="preserve">Tax-2548</w:t>
             </w:r>
           </w:p>
           <w:p>
@@ -1570,7 +1668,7 @@
                 <w:sz w:val="20"/>
                 <w:szCs w:val="20"/>
               </w:rPr>
-              <w:t xml:space="preserve">境内-家族信托金融产品投资</w:t>
+              <w:t xml:space="preserve">美国个税年度申报-8938</w:t>
             </w:r>
           </w:p>
         </w:tc>
@@ -1597,7 +1695,7 @@
                 <w:sz w:val="19"/>
                 <w:szCs w:val="19"/>
               </w:rPr>
-              <w:t xml:space="preserve">以现金资产设立家族信托，由委托人本身/专业投顾进行金融产品投资，实现资产增值和风险分散的信托架构。</w:t>
+              <w:t xml:space="preserve">根据FATCA法案，美国纳税人持有特定海外金融资产（如境外账户、股票、基金）超过门槛时，需申报Form 8938。</w:t>
             </w:r>
           </w:p>
         </w:tc>
@@ -1624,7 +1722,7 @@
                 <w:sz w:val="19"/>
                 <w:szCs w:val="19"/>
               </w:rPr>
-              <w:t xml:space="preserve">专业资产管理、风险分散、投资组合灵活、资产隔离、税务递延</w:t>
+              <w:t xml:space="preserve">FATCA合规、避免罚款、披露海外资产、应对FBAR的风险管理</w:t>
             </w:r>
           </w:p>
         </w:tc>
@@ -1653,7 +1751,132 @@
                 <w:sz w:val="19"/>
                 <w:szCs w:val="19"/>
               </w:rPr>
-              <w:t xml:space="preserve">客户公转私后有大笔现金需专业理财，该产品提供家族信托金融产品投资，实现资产隔离与定向分配。</w:t>
+              <w:t xml:space="preserve">客户需求为“美国税”，该产品提供8938表格申报，针对美国人有海外账户的情况，配合FBAR确保合规，避免漏报风险。</w:t>
+            </w:r>
+          </w:p>
+        </w:tc>
+      </w:tr>
+      <w:tr>
+        <w:tc>
+          <w:tcPr>
+            <w:tcW w:type="dxa" w:w="1400"/>
+            <w:tcBorders>
+              <w:top w:val="single" w:color="CCCCCC" w:sz="1"/>
+              <w:left w:val="single" w:color="CCCCCC" w:sz="1"/>
+              <w:bottom w:val="single" w:color="CCCCCC" w:sz="1"/>
+              <w:right w:val="single" w:color="CCCCCC" w:sz="1"/>
+            </w:tcBorders>
+            <w:tcMar>
+              <w:top w:type="dxa" w:w="80"/>
+              <w:left w:type="dxa" w:w="120"/>
+              <w:bottom w:type="dxa" w:w="80"/>
+              <w:right w:type="dxa" w:w="120"/>
+            </w:tcMar>
+          </w:tcPr>
+          <w:p>
+            <w:r>
+              <w:rPr>
+                <w:rFonts w:ascii="Arial" w:cs="Arial" w:eastAsia="Arial" w:hAnsi="Arial"/>
+                <w:color w:val="6B7280"/>
+                <w:sz w:val="18"/>
+                <w:szCs w:val="18"/>
+              </w:rPr>
+              <w:t xml:space="preserve">Tax-2550</w:t>
+            </w:r>
+          </w:p>
+          <w:p>
+            <w:r>
+              <w:rPr>
+                <w:rFonts w:ascii="Arial" w:cs="Arial" w:eastAsia="Arial" w:hAnsi="Arial"/>
+                <w:b/>
+                <w:bCs/>
+                <w:sz w:val="20"/>
+                <w:szCs w:val="20"/>
+              </w:rPr>
+              <w:t xml:space="preserve">美国个税非税身份的规划</w:t>
+            </w:r>
+          </w:p>
+        </w:tc>
+        <w:tc>
+          <w:tcPr>
+            <w:tcW w:type="dxa" w:w="2200"/>
+            <w:tcBorders>
+              <w:top w:val="single" w:color="CCCCCC" w:sz="1"/>
+              <w:left w:val="single" w:color="CCCCCC" w:sz="1"/>
+              <w:bottom w:val="single" w:color="CCCCCC" w:sz="1"/>
+              <w:right w:val="single" w:color="CCCCCC" w:sz="1"/>
+            </w:tcBorders>
+            <w:tcMar>
+              <w:top w:type="dxa" w:w="80"/>
+              <w:left w:type="dxa" w:w="120"/>
+              <w:bottom w:type="dxa" w:w="80"/>
+              <w:right w:type="dxa" w:w="120"/>
+            </w:tcMar>
+          </w:tcPr>
+          <w:p>
+            <w:r>
+              <w:rPr>
+                <w:rFonts w:ascii="Arial" w:cs="Arial" w:eastAsia="Arial" w:hAnsi="Arial"/>
+                <w:sz w:val="19"/>
+                <w:szCs w:val="19"/>
+              </w:rPr>
+              <w:t xml:space="preserve">针对频繁往返美国或长期在美国停留的人士，规划其在美停留天数，避免成为美国税务居民的服务。</w:t>
+            </w:r>
+          </w:p>
+        </w:tc>
+        <w:tc>
+          <w:tcPr>
+            <w:tcW w:type="dxa" w:w="3200"/>
+            <w:tcBorders>
+              <w:top w:val="single" w:color="CCCCCC" w:sz="1"/>
+              <w:left w:val="single" w:color="CCCCCC" w:sz="1"/>
+              <w:bottom w:val="single" w:color="CCCCCC" w:sz="1"/>
+              <w:right w:val="single" w:color="CCCCCC" w:sz="1"/>
+            </w:tcBorders>
+            <w:tcMar>
+              <w:top w:type="dxa" w:w="80"/>
+              <w:left w:type="dxa" w:w="120"/>
+              <w:bottom w:type="dxa" w:w="80"/>
+              <w:right w:type="dxa" w:w="120"/>
+            </w:tcMar>
+          </w:tcPr>
+          <w:p>
+            <w:r>
+              <w:rPr>
+                <w:rFonts w:ascii="Arial" w:cs="Arial" w:eastAsia="Arial" w:hAnsi="Arial"/>
+                <w:sz w:val="19"/>
+                <w:szCs w:val="19"/>
+              </w:rPr>
+              <w:t xml:space="preserve">身份隔离（避免全球征税）、保护非美资产、降低税务成本、应对IRS审查、合规</w:t>
+            </w:r>
+          </w:p>
+        </w:tc>
+        <w:tc>
+          <w:tcPr>
+            <w:tcW w:type="dxa" w:w="2400"/>
+            <w:tcBorders>
+              <w:top w:val="single" w:color="CCCCCC" w:sz="1"/>
+              <w:left w:val="single" w:color="CCCCCC" w:sz="1"/>
+              <w:bottom w:val="single" w:color="CCCCCC" w:sz="1"/>
+              <w:right w:val="single" w:color="CCCCCC" w:sz="1"/>
+            </w:tcBorders>
+            <w:shd w:fill="F0FDF4" w:val="clear"/>
+            <w:tcMar>
+              <w:top w:type="dxa" w:w="80"/>
+              <w:left w:type="dxa" w:w="120"/>
+              <w:bottom w:type="dxa" w:w="80"/>
+              <w:right w:type="dxa" w:w="120"/>
+            </w:tcMar>
+          </w:tcPr>
+          <w:p>
+            <w:r>
+              <w:rPr>
+                <w:rFonts w:ascii="Arial" w:cs="Arial" w:eastAsia="Arial" w:hAnsi="Arial"/>
+                <w:color w:val="065F46"/>
+                <w:sz w:val="19"/>
+                <w:szCs w:val="19"/>
+              </w:rPr>
+              <w:t xml:space="preserve">客户需求为“美国税”，该产品提供美国个税非税身份规划，帮助客户避免成为美国税务居民，减少全球收入被美国征税的风险。</w:t>
             </w:r>
           </w:p>
         </w:tc>

--- a/public/proposals/朝曦培训方案_QUICK-1779083165578_2026527.docx
+++ b/public/proposals/朝曦培训方案_QUICK-1779083165578_2026527.docx
@@ -44,7 +44,7 @@
           <w:sz w:val="20"/>
           <w:szCs w:val="20"/>
         </w:rPr>
-        <w:t xml:space="preserve">生成时间：2026/5/27 11:39:35</w:t>
+        <w:t xml:space="preserve">生成时间：2026/5/27 11:50:53</w:t>
       </w:r>
     </w:p>
     <w:p>
@@ -74,7 +74,7 @@
           <w:sz w:val="20"/>
           <w:szCs w:val="20"/>
         </w:rPr>
-        <w:t xml:space="preserve">【课程一：企业初创与成长期——股权架构顶层设计与激励落地】</w:t>
+        <w:t xml:space="preserve">【课程二：业务扩张期——跨境业务架构与税务全景】</w:t>
       </w:r>
     </w:p>
     <w:p>
@@ -88,7 +88,7 @@
           <w:sz w:val="20"/>
           <w:szCs w:val="20"/>
         </w:rPr>
-        <w:t xml:space="preserve">▌ 单元 6：《国际税视野下的持股架构——美籍股东的股权安排"跨国考卷"》</w:t>
+        <w:t xml:space="preserve">▌ 单元 5：《境内外信托架构与风险隔离——给家业一道“防火墙”，让经营风险“过不来”》</w:t>
       </w:r>
     </w:p>
     <w:p>
@@ -102,7 +102,7 @@
           <w:sz w:val="20"/>
           <w:szCs w:val="20"/>
         </w:rPr>
-        <w:t xml:space="preserve">  第一部分：美国税制对股权激励的影响——83(b)选举、FICA税、资本利得税与Ordinary Income的区别</w:t>
+        <w:t xml:space="preserve">  第一部分：企业主财富风险全景——债务、婚姻、继承三大威胁与资产暴露路径</w:t>
       </w:r>
     </w:p>
     <w:p>
@@ -116,7 +116,7 @@
           <w:sz w:val="20"/>
           <w:szCs w:val="20"/>
         </w:rPr>
-        <w:t xml:space="preserve">  第二部分：为美籍员工设计激励方案的特殊考量——NSO与ISO的选择、409A估值报告的必要性</w:t>
+        <w:t xml:space="preserve">  第二部分：境内家族信托架构设计——设立结构、资产注入与银行配套服务</w:t>
       </w:r>
     </w:p>
     <w:p>
@@ -130,7 +130,7 @@
           <w:sz w:val="20"/>
           <w:szCs w:val="20"/>
         </w:rPr>
-        <w:t xml:space="preserve">  第三部分：利用FGT等美税合规信托持有激励股权的架构与税务分析</w:t>
+        <w:t xml:space="preserve">  第三部分：离岸信托架构设计——隔离机制、管辖选择与CRS合规考量</w:t>
       </w:r>
     </w:p>
     <w:p>
@@ -144,7 +144,7 @@
           <w:sz w:val="20"/>
           <w:szCs w:val="20"/>
         </w:rPr>
-        <w:t xml:space="preserve">  第四部分：中美个税申报协同策略与信息披露合规</w:t>
+        <w:t xml:space="preserve">  第四部分：信托架构的税务合规与长期维护——CRS申报、资产分配税务安排及服务延伸</w:t>
       </w:r>
     </w:p>
     <w:p>
@@ -172,7 +172,7 @@
           <w:sz w:val="20"/>
           <w:szCs w:val="20"/>
         </w:rPr>
-        <w:t xml:space="preserve">【课程二：业务扩张期——跨境业务架构与税务全景】</w:t>
+        <w:t xml:space="preserve">【课程五：家族永续期——跨境/境内家族信托、税务与治理】</w:t>
       </w:r>
     </w:p>
     <w:p>
@@ -186,7 +186,7 @@
           <w:sz w:val="20"/>
           <w:szCs w:val="20"/>
         </w:rPr>
-        <w:t xml:space="preserve">▌ 单元 5：《境内外信托架构与风险隔离——给家业一道“防火墙”，让经营风险“过不来”》</w:t>
+        <w:t xml:space="preserve">▌ 单元 4：《跨境家族信托——给财富找个“靠谱管家”：信托怎么设、装什么、传给谁》</w:t>
       </w:r>
     </w:p>
     <w:p>
@@ -200,7 +200,7 @@
           <w:sz w:val="20"/>
           <w:szCs w:val="20"/>
         </w:rPr>
-        <w:t xml:space="preserve">  第一部分：企业主财富风险全景——债务、婚姻、继承三大威胁与资产暴露路径</w:t>
+        <w:t xml:space="preserve">  第一部分：信托工具箱——认识境内外各类信托的功能与定位（FGT/NRT/离岸信托）</w:t>
       </w:r>
     </w:p>
     <w:p>
@@ -214,7 +214,7 @@
           <w:sz w:val="20"/>
           <w:szCs w:val="20"/>
         </w:rPr>
-        <w:t xml:space="preserve">  第二部分：境内家族信托架构设计——设立结构、资产注入与银行配套服务</w:t>
+        <w:t xml:space="preserve">  第二部分：信托设立全流程——从方案设计到银行开户</w:t>
       </w:r>
     </w:p>
     <w:p>
@@ -228,7 +228,7 @@
           <w:sz w:val="20"/>
           <w:szCs w:val="20"/>
         </w:rPr>
-        <w:t xml:space="preserve">  第三部分：离岸信托架构设计——隔离机制、管辖选择与CRS合规考量</w:t>
+        <w:t xml:space="preserve">  第三部分：资产注入实务——不同资产类型的路径与挑战</w:t>
       </w:r>
     </w:p>
     <w:p>
@@ -242,7 +242,7 @@
           <w:sz w:val="20"/>
           <w:szCs w:val="20"/>
         </w:rPr>
-        <w:t xml:space="preserve">  第四部分：信托架构的税务合规与长期维护——CRS申报、资产分配税务安排及服务延伸</w:t>
+        <w:t xml:space="preserve">  第四部分：风险隔离的效力与边界——客户最关心的问题</w:t>
       </w:r>
     </w:p>
     <w:p>
@@ -270,7 +270,7 @@
           <w:sz w:val="20"/>
           <w:szCs w:val="20"/>
         </w:rPr>
-        <w:t xml:space="preserve">【课程五：家族永续期——跨境/境内家族信托、税务与治理】</w:t>
+        <w:t xml:space="preserve">【课程六：企业家投资思维——从产业经营到资产配置的范式转换】</w:t>
       </w:r>
     </w:p>
     <w:p>
@@ -284,7 +284,7 @@
           <w:sz w:val="20"/>
           <w:szCs w:val="20"/>
         </w:rPr>
-        <w:t xml:space="preserve">▌ 单元 3：《中加、中美财富人士规划——如何面对跨洋身份的双重考验》</w:t>
+        <w:t xml:space="preserve">▌ 单元 3：《框架搭建：家族财富的进攻—防守配置体系》</w:t>
       </w:r>
     </w:p>
     <w:p>
@@ -298,7 +298,7 @@
           <w:sz w:val="20"/>
           <w:szCs w:val="20"/>
         </w:rPr>
-        <w:t xml:space="preserve">  第一部分：美国身份的税务全景——全球征税义务、FBAR/FATCA与PFIC规则</w:t>
+        <w:t xml:space="preserve">  第一部分：股票、债券、商品、另类资产的角色分工与配置比例</w:t>
       </w:r>
     </w:p>
     <w:p>
@@ -312,7 +312,7 @@
           <w:sz w:val="20"/>
           <w:szCs w:val="20"/>
         </w:rPr>
-        <w:t xml:space="preserve">  第二部分：加拿大身份的税务全景——登陆规划、全球申报与加拿大税务优化工具</w:t>
+        <w:t xml:space="preserve">  第二部分：创业者特别需要的流动性缓冲区设计</w:t>
       </w:r>
     </w:p>
     <w:p>
@@ -326,7 +326,7 @@
           <w:sz w:val="20"/>
           <w:szCs w:val="20"/>
         </w:rPr>
-        <w:t xml:space="preserve">  第三部分：中美/中加双向资产规划——信托、保单与架构设计的合规降税路径</w:t>
+        <w:t xml:space="preserve">  第三部分：稳健策略组合的核心框架——多资产+多因子+多策略</w:t>
       </w:r>
     </w:p>
     <w:p>
@@ -340,7 +340,7 @@
           <w:sz w:val="20"/>
           <w:szCs w:val="20"/>
         </w:rPr>
-        <w:t xml:space="preserve">  第四部分：双重身份客户的综合服务设计——跨境账户、申报辅助与财富配置的全周期服务</w:t>
+        <w:t xml:space="preserve">  第四部分：如何构建家族资产的配置机器与再平衡机制</w:t>
       </w:r>
     </w:p>
     <w:p>
@@ -356,7 +356,7 @@
           <w:sz w:val="28"/>
           <w:szCs w:val="28"/>
         </w:rPr>
-        <w:t xml:space="preserve">二、客户适配 SKU 列表（共 11 条）</w:t>
+        <w:t xml:space="preserve">二、客户适配 SKU 列表（共 10 条）</w:t>
       </w:r>
     </w:p>
     <w:tbl>
@@ -531,7 +531,7 @@
                 <w:sz w:val="18"/>
                 <w:szCs w:val="18"/>
               </w:rPr>
-              <w:t xml:space="preserve">CM2343</w:t>
+              <w:t xml:space="preserve">Legal-2676</w:t>
             </w:r>
           </w:p>
           <w:p>
@@ -543,7 +543,7 @@
                 <w:sz w:val="20"/>
                 <w:szCs w:val="20"/>
               </w:rPr>
-              <w:t xml:space="preserve">境内-FGT</w:t>
+              <w:t xml:space="preserve">境内NRT的法律文件</w:t>
             </w:r>
           </w:p>
         </w:tc>
@@ -570,7 +570,7 @@
                 <w:sz w:val="19"/>
                 <w:szCs w:val="19"/>
               </w:rPr>
-              <w:t xml:space="preserve">在中国境内设立的、通过特定条款设计使其符合美国税法下“委托人信托”（Grantor Trust）定义的信托，用于美籍受益人税务优化。</w:t>
+              <w:t xml:space="preserve">包含切断委托人控制权条款的信托文件，用于设立境内NRT（非居民信托）。</w:t>
             </w:r>
           </w:p>
         </w:tc>
@@ -597,7 +597,7 @@
                 <w:sz w:val="19"/>
                 <w:szCs w:val="19"/>
               </w:rPr>
-              <w:t xml:space="preserve">美税合规：信托分配美国税务居民受益人接收分配无税；资产隔离保护</w:t>
+              <w:t xml:space="preserve">落地工具、税务阻断、合规文件、法律保障</w:t>
             </w:r>
           </w:p>
         </w:tc>
@@ -626,7 +626,7 @@
                 <w:sz w:val="19"/>
                 <w:szCs w:val="19"/>
               </w:rPr>
-              <w:t xml:space="preserve">客户需求为“美国税”，该产品专门针对有美籍子女的家族，利用FGT结构筹划美国税，满足美国税法合规要求，直接对应客户痛点。</w:t>
+              <w:t xml:space="preserve">客户需求提到NRT，该产品提供境内NRT法律文件，确保切断控制权和税务阻断。</w:t>
             </w:r>
           </w:p>
         </w:tc>
@@ -656,7 +656,7 @@
                 <w:sz w:val="18"/>
                 <w:szCs w:val="18"/>
               </w:rPr>
-              <w:t xml:space="preserve">CM2349</w:t>
+              <w:t xml:space="preserve">Tax-2601</w:t>
             </w:r>
           </w:p>
           <w:p>
@@ -668,7 +668,7 @@
                 <w:sz w:val="20"/>
                 <w:szCs w:val="20"/>
               </w:rPr>
-              <w:t xml:space="preserve">离岸信托-FGT</w:t>
+              <w:t xml:space="preserve">境内NRT的税务意见</w:t>
             </w:r>
           </w:p>
         </w:tc>
@@ -695,7 +695,7 @@
                 <w:sz w:val="19"/>
                 <w:szCs w:val="19"/>
               </w:rPr>
-              <w:t xml:space="preserve">在离岸地设立的、通过特定条款设计使其符合美国税法下“委托人信托”（Grantor Trust）定义的信托，用于美籍受益人税务优化。</w:t>
+              <w:t xml:space="preserve">律师或税务师出具的确认境内信托为非居民信托（Non-Grantor Trust）的税务法律意见书，用于证明信托为独立纳税实体。</w:t>
             </w:r>
           </w:p>
         </w:tc>
@@ -722,7 +722,7 @@
                 <w:sz w:val="19"/>
                 <w:szCs w:val="19"/>
               </w:rPr>
-              <w:t xml:space="preserve">美籍子女规划首选（资产增值对美籍子女“零税”传递）、避免美国遗产税/赠与税、由非美籍委托人纳税、隐私保护</w:t>
+              <w:t xml:space="preserve">税务阻断依据、证明信托独立纳税、应对IRS审查、支持NRT设立、法律背书</w:t>
             </w:r>
           </w:p>
         </w:tc>
@@ -751,7 +751,7 @@
                 <w:sz w:val="19"/>
                 <w:szCs w:val="19"/>
               </w:rPr>
-              <w:t xml:space="preserve">客户需求为“美国税”，该产品针对有美籍子女的离岸资产传承，通过FGT结构避免美国赠与税/遗产税，符合客户对美国税务筹划的需求。</w:t>
+              <w:t xml:space="preserve">客户需求提到NRT，该产品提供境内NRT税务意见，证明切断控制权，确保合规。</w:t>
             </w:r>
           </w:p>
         </w:tc>
@@ -781,7 +781,7 @@
                 <w:sz w:val="18"/>
                 <w:szCs w:val="18"/>
               </w:rPr>
-              <w:t xml:space="preserve">CM2351</w:t>
+              <w:t xml:space="preserve">CM2344</w:t>
             </w:r>
           </w:p>
           <w:p>
@@ -793,7 +793,7 @@
                 <w:sz w:val="20"/>
                 <w:szCs w:val="20"/>
               </w:rPr>
-              <w:t xml:space="preserve">美国信托-ILIT信托</w:t>
+              <w:t xml:space="preserve">境内-NRT信托</w:t>
             </w:r>
           </w:p>
         </w:tc>
@@ -820,7 +820,7 @@
                 <w:sz w:val="19"/>
                 <w:szCs w:val="19"/>
               </w:rPr>
-              <w:t xml:space="preserve">在美国设立的不可撤销信托，专门用于持有美国人寿保险保单，将理赔金排除在委托人遗产之外，规避美国遗产税。</w:t>
+              <w:t xml:space="preserve">在中国境内设立的，使其在加拿大税法下被视为非加拿大居民信托架构。</w:t>
             </w:r>
           </w:p>
         </w:tc>
@@ -847,7 +847,7 @@
                 <w:sz w:val="19"/>
                 <w:szCs w:val="19"/>
               </w:rPr>
-              <w:t xml:space="preserve">规避遗产税（理赔金移出遗产税计算范围）、资产保护、定向传承、税务优化</w:t>
+              <w:t xml:space="preserve">加拿大税合规：信托分配加拿大税务居民受益人接收分配无税；资产隔离保护</w:t>
             </w:r>
           </w:p>
         </w:tc>
@@ -876,7 +876,7 @@
                 <w:sz w:val="19"/>
                 <w:szCs w:val="19"/>
               </w:rPr>
-              <w:t xml:space="preserve">客户需求为“美国税”，该产品通过ILIT信托持有美国人寿保单，实现理赔金免税并规避遗产税，适合有美国资产需税务优化的客户。</w:t>
+              <w:t xml:space="preserve">客户需求提到NRT，该产品为加拿大税务居民提供NRT信托，实现资产隔离和隐私保护。</w:t>
             </w:r>
           </w:p>
         </w:tc>
@@ -906,7 +906,7 @@
                 <w:sz w:val="18"/>
                 <w:szCs w:val="18"/>
               </w:rPr>
-              <w:t xml:space="preserve">CM2353</w:t>
+              <w:t xml:space="preserve">Tax-2407</w:t>
             </w:r>
           </w:p>
           <w:p>
@@ -918,7 +918,7 @@
                 <w:sz w:val="20"/>
                 <w:szCs w:val="20"/>
               </w:rPr>
-              <w:t xml:space="preserve">美国信托-IDGT</w:t>
+              <w:t xml:space="preserve">家庭资产纳税义务合规复核</w:t>
             </w:r>
           </w:p>
         </w:tc>
@@ -945,7 +945,7 @@
                 <w:sz w:val="19"/>
                 <w:szCs w:val="19"/>
               </w:rPr>
-              <w:t xml:space="preserve">在美国设立的信托，其所得税属性与遗产税属性分离：所得税由委托人缴纳（故为Grantor Trust），但信托资产增值部分不纳入委托人遗产，用于将增值资产移出遗产。</w:t>
+              <w:t xml:space="preserve">对家族成员名下各类资产（境内/境外、股权/房产/金融资产）的涉税合规性进行全面梳理和风险排查的服务。</w:t>
             </w:r>
           </w:p>
         </w:tc>
@@ -972,7 +972,7 @@
                 <w:sz w:val="19"/>
                 <w:szCs w:val="19"/>
               </w:rPr>
-              <w:t xml:space="preserve">增值部分无遗产税、资产隔离、税务筹划</w:t>
+              <w:t xml:space="preserve">全面排查税务风险、发现隐形雷区（如境外金融账户未申报）、应对CRS信息交换、为移民前规划提供依据、避免未来高额罚款</w:t>
             </w:r>
           </w:p>
         </w:tc>
@@ -1001,7 +1001,7 @@
                 <w:sz w:val="19"/>
                 <w:szCs w:val="19"/>
               </w:rPr>
-              <w:t xml:space="preserve">客户需求为“美国税”，该产品通过IDGT信托锁定当前价值，未来增值归受益人，有效筹划美国遗产税，适合高增值资产传承。</w:t>
+              <w:t xml:space="preserve">客户需求提到CRS风险复核，该产品提供家庭资产纳税义务合规复核，全面了解税务健康状况。</w:t>
             </w:r>
           </w:p>
         </w:tc>
@@ -1031,7 +1031,7 @@
                 <w:sz w:val="18"/>
                 <w:szCs w:val="18"/>
               </w:rPr>
-              <w:t xml:space="preserve">CM2354</w:t>
+              <w:t xml:space="preserve">Tax-2471</w:t>
             </w:r>
           </w:p>
           <w:p>
@@ -1043,7 +1043,7 @@
                 <w:sz w:val="20"/>
                 <w:szCs w:val="20"/>
               </w:rPr>
-              <w:t xml:space="preserve">美国信托-GRAT</w:t>
+              <w:t xml:space="preserve">CRS涉税风险复核</w:t>
             </w:r>
           </w:p>
         </w:tc>
@@ -1070,7 +1070,7 @@
                 <w:sz w:val="19"/>
                 <w:szCs w:val="19"/>
               </w:rPr>
-              <w:t xml:space="preserve">在美国设立的短期年金信托，委托人将资产转入信托，定期取回年金，剩余增值部分归受益人，实现低成本赠与。</w:t>
+              <w:t xml:space="preserve">针对个人或企业在CRS（共同申报标准）下的信息交换情况，进行涉税风险排查和合规建议的服务，协助客户CRS相关的税务应对和税务申报。</w:t>
             </w:r>
           </w:p>
         </w:tc>
@@ -1097,7 +1097,7 @@
                 <w:sz w:val="19"/>
                 <w:szCs w:val="19"/>
               </w:rPr>
-              <w:t xml:space="preserve">低成本赠与甚至可以做到0赠与、短期操作、筹划增值部分遗产税/赠与税</w:t>
+              <w:t xml:space="preserve">应对CRS信息交换、发现信息不对称风险、避免被税务机关质疑、合规整改、保护资产隐私</w:t>
             </w:r>
           </w:p>
         </w:tc>
@@ -1126,7 +1126,7 @@
                 <w:sz w:val="19"/>
                 <w:szCs w:val="19"/>
               </w:rPr>
-              <w:t xml:space="preserve">客户需求为“美国税”，该产品利用GRAT信托在短期内将预期高增值资产低成本传给下一代，筹划美国遗产税，直接满足客户需求。</w:t>
+              <w:t xml:space="preserve">客户需求提到CRS涉税风险，该产品提供CRS涉税风险复核，排查风险并给出合规建议。</w:t>
             </w:r>
           </w:p>
         </w:tc>
@@ -1156,7 +1156,7 @@
                 <w:sz w:val="18"/>
                 <w:szCs w:val="18"/>
               </w:rPr>
-              <w:t xml:space="preserve">CM2364</w:t>
+              <w:t xml:space="preserve">Tax-2449</w:t>
             </w:r>
           </w:p>
           <w:p>
@@ -1168,7 +1168,7 @@
                 <w:sz w:val="20"/>
                 <w:szCs w:val="20"/>
               </w:rPr>
-              <w:t xml:space="preserve">美国大额保单-IUL</w:t>
+              <w:t xml:space="preserve">加拿大-非税居民身份筹划</w:t>
             </w:r>
           </w:p>
         </w:tc>
@@ -1195,7 +1195,7 @@
                 <w:sz w:val="19"/>
                 <w:szCs w:val="19"/>
               </w:rPr>
-              <w:t xml:space="preserve">在美国本土发行的指数型万能寿险，基于美国生命表，费率极低，杠杆极高，适合有美国关联的高净值人士。</w:t>
+              <w:t xml:space="preserve">即使持有加拿大护照或枫叶卡，但通过切断居住联系，在税务上被认定为“非居民”，从而无需就全球收入向加拿大纳税的筹划。</w:t>
             </w:r>
           </w:p>
         </w:tc>
@@ -1222,7 +1222,7 @@
                 <w:sz w:val="19"/>
                 <w:szCs w:val="19"/>
               </w:rPr>
-              <w:t xml:space="preserve">极高杠杆、美税合规、保底收益、灵活缴费、现金价值增长</w:t>
+              <w:t xml:space="preserve">彻底免税（不再对全球收入向加拿大纳税）、规划移民前资产、避免双重征税、应对CRA质疑</w:t>
             </w:r>
           </w:p>
         </w:tc>
@@ -1251,7 +1251,7 @@
                 <w:sz w:val="19"/>
                 <w:szCs w:val="19"/>
               </w:rPr>
-              <w:t xml:space="preserve">客户需求为“美国税”，该产品提供美国IUL保单，具有税务优化功能（如遗产税筹划），适合有美国身份或资产的客户。</w:t>
+              <w:t xml:space="preserve">客户需求提到加拿大非税居民身份筹划，该产品帮助持有枫叶卡但长期居住在中国的人士筹划非税居民身份。</w:t>
             </w:r>
           </w:p>
         </w:tc>
@@ -1281,7 +1281,7 @@
                 <w:sz w:val="18"/>
                 <w:szCs w:val="18"/>
               </w:rPr>
-              <w:t xml:space="preserve">Tax-2544</w:t>
+              <w:t xml:space="preserve">Tax-2408</w:t>
             </w:r>
           </w:p>
           <w:p>
@@ -1293,7 +1293,7 @@
                 <w:sz w:val="20"/>
                 <w:szCs w:val="20"/>
               </w:rPr>
-              <w:t xml:space="preserve">美国个税年度申报-1040R</w:t>
+              <w:t xml:space="preserve">加拿大-登陆税务筹划-资产安排</w:t>
             </w:r>
           </w:p>
         </w:tc>
@@ -1320,7 +1320,7 @@
                 <w:sz w:val="19"/>
                 <w:szCs w:val="19"/>
               </w:rPr>
-              <w:t xml:space="preserve">美国税务居民（公民、绿卡持有人、满足实质居住测试者）的年度个人所得税申报服务（Form 1040）。</w:t>
+              <w:t xml:space="preserve">针对拟移民加拿大的客户，在成为加拿大税务居民前，对其资产进行处置、重组和信托规划，以优化未来加拿大税负的服务。</w:t>
             </w:r>
           </w:p>
         </w:tc>
@@ -1347,7 +1347,7 @@
                 <w:sz w:val="19"/>
                 <w:szCs w:val="19"/>
               </w:rPr>
-              <w:t xml:space="preserve">基础合规、全球收入申报、避免罚款、申请退税、应对IRS稽查</w:t>
+              <w:t xml:space="preserve">阻断未来加拿大对移民前增值征税、实现资产成本重置、利用信托隔离税务、优化未来出售资产的税负</w:t>
             </w:r>
           </w:p>
         </w:tc>
@@ -1376,7 +1376,7 @@
                 <w:sz w:val="19"/>
                 <w:szCs w:val="19"/>
               </w:rPr>
-              <w:t xml:space="preserve">客户需求为“美国税”，该产品提供美国个税年度申报（1040R），针对美国公民/绿卡持有人，确保全球收入合规申报，避免IRS罚款。</w:t>
+              <w:t xml:space="preserve">客户需求提到加拿大登陆税务筹划，该产品为准备移民加拿大的人士提供资产安排和税务优化。</w:t>
             </w:r>
           </w:p>
         </w:tc>
@@ -1406,7 +1406,7 @@
                 <w:sz w:val="18"/>
                 <w:szCs w:val="18"/>
               </w:rPr>
-              <w:t xml:space="preserve">Tax-2545</w:t>
+              <w:t xml:space="preserve">Tax-2409</w:t>
             </w:r>
           </w:p>
           <w:p>
@@ -1418,7 +1418,7 @@
                 <w:sz w:val="20"/>
                 <w:szCs w:val="20"/>
               </w:rPr>
-              <w:t xml:space="preserve">美国个税年度申报-1040NR</w:t>
+              <w:t xml:space="preserve">加拿大-登陆税务筹划-基础合规</w:t>
             </w:r>
           </w:p>
         </w:tc>
@@ -1445,7 +1445,7 @@
                 <w:sz w:val="19"/>
                 <w:szCs w:val="19"/>
               </w:rPr>
-              <w:t xml:space="preserve">美国非居民个人（Non-Resident Alien）进行年度个人所得税申报的服务（Form 1040-NR）。</w:t>
+              <w:t xml:space="preserve">针对拟移民加拿大的客户，提供关于税务居民身份认定、首次登陆申报、海外资产披露等基础税务合规咨询服务。</w:t>
             </w:r>
           </w:p>
         </w:tc>
@@ -1472,7 +1472,7 @@
                 <w:sz w:val="19"/>
                 <w:szCs w:val="19"/>
               </w:rPr>
-              <w:t xml:space="preserve">合规申报、避免被错误认定为居民、享受税收协定（如需）、应对IRS稽查、避免罚款</w:t>
+              <w:t xml:space="preserve">避免因不懂税法导致的高额罚款、确保首次申报准确、建立合规记录、为未来税务规划打下基础、降低被稽查风险</w:t>
             </w:r>
           </w:p>
         </w:tc>
@@ -1501,7 +1501,7 @@
                 <w:sz w:val="19"/>
                 <w:szCs w:val="19"/>
               </w:rPr>
-              <w:t xml:space="preserve">客户需求为“美国税”，该产品提供美国个税年度申报（1040NR），针对非居民但有美国收入需申报的情况，满足客户美国税务合规需求。</w:t>
+              <w:t xml:space="preserve">客户需求提到加拿大基础合规，该产品帮助新移民了解加拿大税制并完成首次报税。</w:t>
             </w:r>
           </w:p>
         </w:tc>
@@ -1531,7 +1531,7 @@
                 <w:sz w:val="18"/>
                 <w:szCs w:val="18"/>
               </w:rPr>
-              <w:t xml:space="preserve">Tax-2546</w:t>
+              <w:t xml:space="preserve">Tax-2458</w:t>
             </w:r>
           </w:p>
           <w:p>
@@ -1543,7 +1543,7 @@
                 <w:sz w:val="20"/>
                 <w:szCs w:val="20"/>
               </w:rPr>
-              <w:t xml:space="preserve">美国个税年度申报-5471</w:t>
+              <w:t xml:space="preserve">T1135海外金融资产披露</w:t>
             </w:r>
           </w:p>
         </w:tc>
@@ -1570,7 +1570,7 @@
                 <w:sz w:val="19"/>
                 <w:szCs w:val="19"/>
               </w:rPr>
-              <w:t xml:space="preserve">美国股东（持股10%以上）申报其控制的境外公司信息（Form 5471），包括资产负债表、利润表、GILTI税计算等。</w:t>
+              <w:t xml:space="preserve">加拿大税务居民如果拥有成本超过10万加币的海外金融资产（如境外银行账户、股票、信托利益），需每年申报T1135表格。</w:t>
             </w:r>
           </w:p>
         </w:tc>
@@ -1597,7 +1597,7 @@
                 <w:sz w:val="19"/>
                 <w:szCs w:val="19"/>
               </w:rPr>
-              <w:t xml:space="preserve">极度复杂、漏报罚款$1万起、合规应对CFC规则、计算GILTI税、避免IRS处罚</w:t>
+              <w:t xml:space="preserve">反洗钱/反避税、瞒报面临巨额罚款（每日$25起）、资金入境依据、税务居民义务、应对CRA稽查</w:t>
             </w:r>
           </w:p>
         </w:tc>
@@ -1626,7 +1626,7 @@
                 <w:sz w:val="19"/>
                 <w:szCs w:val="19"/>
               </w:rPr>
-              <w:t xml:space="preserve">客户需求为“美国税”，该产品提供5471表格申报，针对美国人在境外有公司的情况，避免漏报重罚，适合有境外公司的美国税务居民。</w:t>
+              <w:t xml:space="preserve">客户需求提到T1135海外金融资产披露，该产品指导新移民合规申报海外资产，避免漏报被罚。</w:t>
             </w:r>
           </w:p>
         </w:tc>
@@ -1656,7 +1656,7 @@
                 <w:sz w:val="18"/>
                 <w:szCs w:val="18"/>
               </w:rPr>
-              <w:t xml:space="preserve">Tax-2548</w:t>
+              <w:t xml:space="preserve">Tax-2493</w:t>
             </w:r>
           </w:p>
           <w:p>
@@ -1668,7 +1668,7 @@
                 <w:sz w:val="20"/>
                 <w:szCs w:val="20"/>
               </w:rPr>
-              <w:t xml:space="preserve">美国个税年度申报-8938</w:t>
+              <w:t xml:space="preserve">境外涉及澳洲受益人的税务意见</w:t>
             </w:r>
           </w:p>
         </w:tc>
@@ -1695,7 +1695,7 @@
                 <w:sz w:val="19"/>
                 <w:szCs w:val="19"/>
               </w:rPr>
-              <w:t xml:space="preserve">根据FATCA法案，美国纳税人持有特定海外金融资产（如境外账户、股票、基金）超过门槛时，需申报Form 8938。</w:t>
+              <w:t xml:space="preserve">针对离岸信托涉及澳大利亚受益人（税务居民）的情况，分析澳洲税务影响并出具专业税务意见的服务。</w:t>
             </w:r>
           </w:p>
         </w:tc>
@@ -1722,7 +1722,7 @@
                 <w:sz w:val="19"/>
                 <w:szCs w:val="19"/>
               </w:rPr>
-              <w:t xml:space="preserve">FATCA合规、避免罚款、披露海外资产、应对FBAR的风险管理</w:t>
+              <w:t xml:space="preserve">合规应对澳洲税务局（ATO）、避免高额税负、规划分配策略、信托架构合规、保护受益人利益</w:t>
             </w:r>
           </w:p>
         </w:tc>
@@ -1751,132 +1751,7 @@
                 <w:sz w:val="19"/>
                 <w:szCs w:val="19"/>
               </w:rPr>
-              <w:t xml:space="preserve">客户需求为“美国税”，该产品提供8938表格申报，针对美国人有海外账户的情况，配合FBAR确保合规，避免漏报风险。</w:t>
-            </w:r>
-          </w:p>
-        </w:tc>
-      </w:tr>
-      <w:tr>
-        <w:tc>
-          <w:tcPr>
-            <w:tcW w:type="dxa" w:w="1400"/>
-            <w:tcBorders>
-              <w:top w:val="single" w:color="CCCCCC" w:sz="1"/>
-              <w:left w:val="single" w:color="CCCCCC" w:sz="1"/>
-              <w:bottom w:val="single" w:color="CCCCCC" w:sz="1"/>
-              <w:right w:val="single" w:color="CCCCCC" w:sz="1"/>
-            </w:tcBorders>
-            <w:tcMar>
-              <w:top w:type="dxa" w:w="80"/>
-              <w:left w:type="dxa" w:w="120"/>
-              <w:bottom w:type="dxa" w:w="80"/>
-              <w:right w:type="dxa" w:w="120"/>
-            </w:tcMar>
-          </w:tcPr>
-          <w:p>
-            <w:r>
-              <w:rPr>
-                <w:rFonts w:ascii="Arial" w:cs="Arial" w:eastAsia="Arial" w:hAnsi="Arial"/>
-                <w:color w:val="6B7280"/>
-                <w:sz w:val="18"/>
-                <w:szCs w:val="18"/>
-              </w:rPr>
-              <w:t xml:space="preserve">Tax-2550</w:t>
-            </w:r>
-          </w:p>
-          <w:p>
-            <w:r>
-              <w:rPr>
-                <w:rFonts w:ascii="Arial" w:cs="Arial" w:eastAsia="Arial" w:hAnsi="Arial"/>
-                <w:b/>
-                <w:bCs/>
-                <w:sz w:val="20"/>
-                <w:szCs w:val="20"/>
-              </w:rPr>
-              <w:t xml:space="preserve">美国个税非税身份的规划</w:t>
-            </w:r>
-          </w:p>
-        </w:tc>
-        <w:tc>
-          <w:tcPr>
-            <w:tcW w:type="dxa" w:w="2200"/>
-            <w:tcBorders>
-              <w:top w:val="single" w:color="CCCCCC" w:sz="1"/>
-              <w:left w:val="single" w:color="CCCCCC" w:sz="1"/>
-              <w:bottom w:val="single" w:color="CCCCCC" w:sz="1"/>
-              <w:right w:val="single" w:color="CCCCCC" w:sz="1"/>
-            </w:tcBorders>
-            <w:tcMar>
-              <w:top w:type="dxa" w:w="80"/>
-              <w:left w:type="dxa" w:w="120"/>
-              <w:bottom w:type="dxa" w:w="80"/>
-              <w:right w:type="dxa" w:w="120"/>
-            </w:tcMar>
-          </w:tcPr>
-          <w:p>
-            <w:r>
-              <w:rPr>
-                <w:rFonts w:ascii="Arial" w:cs="Arial" w:eastAsia="Arial" w:hAnsi="Arial"/>
-                <w:sz w:val="19"/>
-                <w:szCs w:val="19"/>
-              </w:rPr>
-              <w:t xml:space="preserve">针对频繁往返美国或长期在美国停留的人士，规划其在美停留天数，避免成为美国税务居民的服务。</w:t>
-            </w:r>
-          </w:p>
-        </w:tc>
-        <w:tc>
-          <w:tcPr>
-            <w:tcW w:type="dxa" w:w="3200"/>
-            <w:tcBorders>
-              <w:top w:val="single" w:color="CCCCCC" w:sz="1"/>
-              <w:left w:val="single" w:color="CCCCCC" w:sz="1"/>
-              <w:bottom w:val="single" w:color="CCCCCC" w:sz="1"/>
-              <w:right w:val="single" w:color="CCCCCC" w:sz="1"/>
-            </w:tcBorders>
-            <w:tcMar>
-              <w:top w:type="dxa" w:w="80"/>
-              <w:left w:type="dxa" w:w="120"/>
-              <w:bottom w:type="dxa" w:w="80"/>
-              <w:right w:type="dxa" w:w="120"/>
-            </w:tcMar>
-          </w:tcPr>
-          <w:p>
-            <w:r>
-              <w:rPr>
-                <w:rFonts w:ascii="Arial" w:cs="Arial" w:eastAsia="Arial" w:hAnsi="Arial"/>
-                <w:sz w:val="19"/>
-                <w:szCs w:val="19"/>
-              </w:rPr>
-              <w:t xml:space="preserve">身份隔离（避免全球征税）、保护非美资产、降低税务成本、应对IRS审查、合规</w:t>
-            </w:r>
-          </w:p>
-        </w:tc>
-        <w:tc>
-          <w:tcPr>
-            <w:tcW w:type="dxa" w:w="2400"/>
-            <w:tcBorders>
-              <w:top w:val="single" w:color="CCCCCC" w:sz="1"/>
-              <w:left w:val="single" w:color="CCCCCC" w:sz="1"/>
-              <w:bottom w:val="single" w:color="CCCCCC" w:sz="1"/>
-              <w:right w:val="single" w:color="CCCCCC" w:sz="1"/>
-            </w:tcBorders>
-            <w:shd w:fill="F0FDF4" w:val="clear"/>
-            <w:tcMar>
-              <w:top w:type="dxa" w:w="80"/>
-              <w:left w:type="dxa" w:w="120"/>
-              <w:bottom w:type="dxa" w:w="80"/>
-              <w:right w:type="dxa" w:w="120"/>
-            </w:tcMar>
-          </w:tcPr>
-          <w:p>
-            <w:r>
-              <w:rPr>
-                <w:rFonts w:ascii="Arial" w:cs="Arial" w:eastAsia="Arial" w:hAnsi="Arial"/>
-                <w:color w:val="065F46"/>
-                <w:sz w:val="19"/>
-                <w:szCs w:val="19"/>
-              </w:rPr>
-              <w:t xml:space="preserve">客户需求为“美国税”，该产品提供美国个税非税身份规划，帮助客户避免成为美国税务居民，减少全球收入被美国征税的风险。</w:t>
+              <w:t xml:space="preserve">客户需求提到澳洲受益人税务意见，该产品为离岸信托有澳洲受益人提供税务意见，规划分配避免被追税。</w:t>
             </w:r>
           </w:p>
         </w:tc>

--- a/public/proposals/朝曦培训方案_QUICK-1779083165578_2026527.docx
+++ b/public/proposals/朝曦培训方案_QUICK-1779083165578_2026527.docx
@@ -44,7 +44,7 @@
           <w:sz w:val="20"/>
           <w:szCs w:val="20"/>
         </w:rPr>
-        <w:t xml:space="preserve">生成时间：2026/5/27 11:50:53</w:t>
+        <w:t xml:space="preserve">生成时间：2026/5/27 11:59:39</w:t>
       </w:r>
     </w:p>
     <w:p>
@@ -88,7 +88,7 @@
           <w:sz w:val="20"/>
           <w:szCs w:val="20"/>
         </w:rPr>
-        <w:t xml:space="preserve">▌ 单元 5：《境内外信托架构与风险隔离——给家业一道“防火墙”，让经营风险“过不来”》</w:t>
+        <w:t xml:space="preserve">▌ 单元 7：《CRS与受控外国企业规则——离岸架构是否经得起"透明时代"的考验》</w:t>
       </w:r>
     </w:p>
     <w:p>
@@ -102,7 +102,7 @@
           <w:sz w:val="20"/>
           <w:szCs w:val="20"/>
         </w:rPr>
-        <w:t xml:space="preserve">  第一部分：企业主财富风险全景——债务、婚姻、继承三大威胁与资产暴露路径</w:t>
+        <w:t xml:space="preserve">  第一部分：CRS全球金融账户信息交换——运作机制、中国实践与典型涉税场景</w:t>
       </w:r>
     </w:p>
     <w:p>
@@ -116,7 +116,7 @@
           <w:sz w:val="20"/>
           <w:szCs w:val="20"/>
         </w:rPr>
-        <w:t xml:space="preserve">  第二部分：境内家族信托架构设计——设立结构、资产注入与银行配套服务</w:t>
+        <w:t xml:space="preserve">  第二部分：受控外国企业（CFC）规则——认定标准、税务影响与合规应对</w:t>
       </w:r>
     </w:p>
     <w:p>
@@ -130,7 +130,7 @@
           <w:sz w:val="20"/>
           <w:szCs w:val="20"/>
         </w:rPr>
-        <w:t xml:space="preserve">  第三部分：离岸信托架构设计——隔离机制、管辖选择与CRS合规考量</w:t>
+        <w:t xml:space="preserve">  第三部分：外派出境员工的CRS涉税合规——税务居民身份判定与全球收入申报管理</w:t>
       </w:r>
     </w:p>
     <w:p>
@@ -144,7 +144,7 @@
           <w:sz w:val="20"/>
           <w:szCs w:val="20"/>
         </w:rPr>
-        <w:t xml:space="preserve">  第四部分：信托架构的税务合规与长期维护——CRS申报、资产分配税务安排及服务延伸</w:t>
+        <w:t xml:space="preserve">  第四部分：离岸架构透明化时代的合规升级路径——从"规避"到"规范"的战略转型</w:t>
       </w:r>
     </w:p>
     <w:p>
@@ -356,7 +356,7 @@
           <w:sz w:val="28"/>
           <w:szCs w:val="28"/>
         </w:rPr>
-        <w:t xml:space="preserve">二、客户适配 SKU 列表（共 10 条）</w:t>
+        <w:t xml:space="preserve">二、客户适配 SKU 列表（共 12 条）</w:t>
       </w:r>
     </w:p>
     <w:tbl>
@@ -531,7 +531,7 @@
                 <w:sz w:val="18"/>
                 <w:szCs w:val="18"/>
               </w:rPr>
-              <w:t xml:space="preserve">Legal-2676</w:t>
+              <w:t xml:space="preserve">CM2343</w:t>
             </w:r>
           </w:p>
           <w:p>
@@ -543,7 +543,7 @@
                 <w:sz w:val="20"/>
                 <w:szCs w:val="20"/>
               </w:rPr>
-              <w:t xml:space="preserve">境内NRT的法律文件</w:t>
+              <w:t xml:space="preserve">境内-FGT</w:t>
             </w:r>
           </w:p>
         </w:tc>
@@ -570,7 +570,7 @@
                 <w:sz w:val="19"/>
                 <w:szCs w:val="19"/>
               </w:rPr>
-              <w:t xml:space="preserve">包含切断委托人控制权条款的信托文件，用于设立境内NRT（非居民信托）。</w:t>
+              <w:t xml:space="preserve">在中国境内设立的、通过特定条款设计使其符合美国税法下“委托人信托”（Grantor Trust）定义的信托，用于美籍受益人税务优化。</w:t>
             </w:r>
           </w:p>
         </w:tc>
@@ -597,7 +597,7 @@
                 <w:sz w:val="19"/>
                 <w:szCs w:val="19"/>
               </w:rPr>
-              <w:t xml:space="preserve">落地工具、税务阻断、合规文件、法律保障</w:t>
+              <w:t xml:space="preserve">美税合规：信托分配美国税务居民受益人接收分配无税；资产隔离保护</w:t>
             </w:r>
           </w:p>
         </w:tc>
@@ -626,7 +626,7 @@
                 <w:sz w:val="19"/>
                 <w:szCs w:val="19"/>
               </w:rPr>
-              <w:t xml:space="preserve">客户需求提到NRT，该产品提供境内NRT法律文件，确保切断控制权和税务阻断。</w:t>
+              <w:t xml:space="preserve">客户需求为美国移民，涉及美籍子女或未来子女可能成为美籍，该产品为境内FGT，专为有美籍子女的客户设计，可筹划美国税并满足合规要求。</w:t>
             </w:r>
           </w:p>
         </w:tc>
@@ -656,7 +656,7 @@
                 <w:sz w:val="18"/>
                 <w:szCs w:val="18"/>
               </w:rPr>
-              <w:t xml:space="preserve">Tax-2601</w:t>
+              <w:t xml:space="preserve">CM2349</w:t>
             </w:r>
           </w:p>
           <w:p>
@@ -668,7 +668,7 @@
                 <w:sz w:val="20"/>
                 <w:szCs w:val="20"/>
               </w:rPr>
-              <w:t xml:space="preserve">境内NRT的税务意见</w:t>
+              <w:t xml:space="preserve">离岸信托-FGT</w:t>
             </w:r>
           </w:p>
         </w:tc>
@@ -695,7 +695,7 @@
                 <w:sz w:val="19"/>
                 <w:szCs w:val="19"/>
               </w:rPr>
-              <w:t xml:space="preserve">律师或税务师出具的确认境内信托为非居民信托（Non-Grantor Trust）的税务法律意见书，用于证明信托为独立纳税实体。</w:t>
+              <w:t xml:space="preserve">在离岸地设立的、通过特定条款设计使其符合美国税法下“委托人信托”（Grantor Trust）定义的信托，用于美籍受益人税务优化。</w:t>
             </w:r>
           </w:p>
         </w:tc>
@@ -722,7 +722,7 @@
                 <w:sz w:val="19"/>
                 <w:szCs w:val="19"/>
               </w:rPr>
-              <w:t xml:space="preserve">税务阻断依据、证明信托独立纳税、应对IRS审查、支持NRT设立、法律背书</w:t>
+              <w:t xml:space="preserve">美籍子女规划首选（资产增值对美籍子女“零税”传递）、避免美国遗产税/赠与税、由非美籍委托人纳税、隐私保护</w:t>
             </w:r>
           </w:p>
         </w:tc>
@@ -751,7 +751,7 @@
                 <w:sz w:val="19"/>
                 <w:szCs w:val="19"/>
               </w:rPr>
-              <w:t xml:space="preserve">客户需求提到NRT，该产品提供境内NRT税务意见，证明切断控制权，确保合规。</w:t>
+              <w:t xml:space="preserve">客户需求为美国移民，可能涉及离岸资产传承给美籍子女，该产品为离岸FGT，可避免美国赠与税/遗产税，并满足美国税法合规。</w:t>
             </w:r>
           </w:p>
         </w:tc>
@@ -781,7 +781,7 @@
                 <w:sz w:val="18"/>
                 <w:szCs w:val="18"/>
               </w:rPr>
-              <w:t xml:space="preserve">CM2344</w:t>
+              <w:t xml:space="preserve">CM2351</w:t>
             </w:r>
           </w:p>
           <w:p>
@@ -793,7 +793,7 @@
                 <w:sz w:val="20"/>
                 <w:szCs w:val="20"/>
               </w:rPr>
-              <w:t xml:space="preserve">境内-NRT信托</w:t>
+              <w:t xml:space="preserve">美国信托-ILIT信托</w:t>
             </w:r>
           </w:p>
         </w:tc>
@@ -820,7 +820,7 @@
                 <w:sz w:val="19"/>
                 <w:szCs w:val="19"/>
               </w:rPr>
-              <w:t xml:space="preserve">在中国境内设立的，使其在加拿大税法下被视为非加拿大居民信托架构。</w:t>
+              <w:t xml:space="preserve">在美国设立的不可撤销信托，专门用于持有美国人寿保险保单，将理赔金排除在委托人遗产之外，规避美国遗产税。</w:t>
             </w:r>
           </w:p>
         </w:tc>
@@ -847,7 +847,7 @@
                 <w:sz w:val="19"/>
                 <w:szCs w:val="19"/>
               </w:rPr>
-              <w:t xml:space="preserve">加拿大税合规：信托分配加拿大税务居民受益人接收分配无税；资产隔离保护</w:t>
+              <w:t xml:space="preserve">规避遗产税（理赔金移出遗产税计算范围）、资产保护、定向传承、税务优化</w:t>
             </w:r>
           </w:p>
         </w:tc>
@@ -876,7 +876,7 @@
                 <w:sz w:val="19"/>
                 <w:szCs w:val="19"/>
               </w:rPr>
-              <w:t xml:space="preserve">客户需求提到NRT，该产品为加拿大税务居民提供NRT信托，实现资产隔离和隐私保护。</w:t>
+              <w:t xml:space="preserve">客户移民美国后可能面临遗产税问题，该产品为美国ILIT信托，用于持有大额保单，实现理赔金免税并隔离债权人。</w:t>
             </w:r>
           </w:p>
         </w:tc>
@@ -906,7 +906,7 @@
                 <w:sz w:val="18"/>
                 <w:szCs w:val="18"/>
               </w:rPr>
-              <w:t xml:space="preserve">Tax-2407</w:t>
+              <w:t xml:space="preserve">CM2352</w:t>
             </w:r>
           </w:p>
           <w:p>
@@ -918,7 +918,7 @@
                 <w:sz w:val="20"/>
                 <w:szCs w:val="20"/>
               </w:rPr>
-              <w:t xml:space="preserve">家庭资产纳税义务合规复核</w:t>
+              <w:t xml:space="preserve">美国信托-Standby信托</w:t>
             </w:r>
           </w:p>
         </w:tc>
@@ -945,7 +945,7 @@
                 <w:sz w:val="19"/>
                 <w:szCs w:val="19"/>
               </w:rPr>
-              <w:t xml:space="preserve">对家族成员名下各类资产（境内/境外、股权/房产/金融资产）的涉税合规性进行全面梳理和风险排查的服务。</w:t>
+              <w:t xml:space="preserve">在美国设立的可撤销生前信托，平时资产未注入（或少量注入），配合FGT，在委托人去世后资产注入信托，避免遗嘱认证。</w:t>
             </w:r>
           </w:p>
         </w:tc>
@@ -972,7 +972,7 @@
                 <w:sz w:val="19"/>
                 <w:szCs w:val="19"/>
               </w:rPr>
-              <w:t xml:space="preserve">全面排查税务风险、发现隐形雷区（如境外金融账户未申报）、应对CRS信息交换、为移民前规划提供依据、避免未来高额罚款</w:t>
+              <w:t xml:space="preserve">隐私保护、灵活可变、便于管理</w:t>
             </w:r>
           </w:p>
         </w:tc>
@@ -1001,7 +1001,7 @@
                 <w:sz w:val="19"/>
                 <w:szCs w:val="19"/>
               </w:rPr>
-              <w:t xml:space="preserve">客户需求提到CRS风险复核，该产品提供家庭资产纳税义务合规复核，全面了解税务健康状况。</w:t>
+              <w:t xml:space="preserve">客户移民美国后需规划美国资产，该产品为美国Standby信托，可避免遗嘱认证程序，保留生前控制权，适合简单有效的遗产规划。</w:t>
             </w:r>
           </w:p>
         </w:tc>
@@ -1031,7 +1031,7 @@
                 <w:sz w:val="18"/>
                 <w:szCs w:val="18"/>
               </w:rPr>
-              <w:t xml:space="preserve">Tax-2471</w:t>
+              <w:t xml:space="preserve">Tax-2587</w:t>
             </w:r>
           </w:p>
           <w:p>
@@ -1043,7 +1043,7 @@
                 <w:sz w:val="20"/>
                 <w:szCs w:val="20"/>
               </w:rPr>
-              <w:t xml:space="preserve">CRS涉税风险复核</w:t>
+              <w:t xml:space="preserve">美国-登陆前美国个税咨询</w:t>
             </w:r>
           </w:p>
         </w:tc>
@@ -1070,7 +1070,7 @@
                 <w:sz w:val="19"/>
                 <w:szCs w:val="19"/>
               </w:rPr>
-              <w:t xml:space="preserve">针对个人或企业在CRS（共同申报标准）下的信息交换情况，进行涉税风险排查和合规建议的服务，协助客户CRS相关的税务应对和税务申报。</w:t>
+              <w:t xml:space="preserve">针对拟移民美国（拿绿卡）的客户，在成为美国税务居民前，就个人所得税相关问题提供咨询，包括资产处置、收入时间安排等。</w:t>
             </w:r>
           </w:p>
         </w:tc>
@@ -1097,7 +1097,7 @@
                 <w:sz w:val="19"/>
                 <w:szCs w:val="19"/>
               </w:rPr>
-              <w:t xml:space="preserve">应对CRS信息交换、发现信息不对称风险、避免被税务机关质疑、合规整改、保护资产隐私</w:t>
+              <w:t xml:space="preserve">优化未来税负、规划资产出售时点、避免双重征税</w:t>
             </w:r>
           </w:p>
         </w:tc>
@@ -1126,7 +1126,7 @@
                 <w:sz w:val="19"/>
                 <w:szCs w:val="19"/>
               </w:rPr>
-              <w:t xml:space="preserve">客户需求提到CRS涉税风险，该产品提供CRS涉税风险复核，排查风险并给出合规建议。</w:t>
+              <w:t xml:space="preserve">客户准备移民美国，需提前规划全球征税问题，该产品为美国登陆前个税咨询，可帮助客户在成为税务居民前优化税务。</w:t>
             </w:r>
           </w:p>
         </w:tc>
@@ -1156,7 +1156,7 @@
                 <w:sz w:val="18"/>
                 <w:szCs w:val="18"/>
               </w:rPr>
-              <w:t xml:space="preserve">Tax-2449</w:t>
+              <w:t xml:space="preserve">Tax-2588</w:t>
             </w:r>
           </w:p>
           <w:p>
@@ -1168,7 +1168,7 @@
                 <w:sz w:val="20"/>
                 <w:szCs w:val="20"/>
               </w:rPr>
-              <w:t xml:space="preserve">加拿大-非税居民身份筹划</w:t>
+              <w:t xml:space="preserve">美国-登陆前资产安排咨询</w:t>
             </w:r>
           </w:p>
         </w:tc>
@@ -1195,7 +1195,7 @@
                 <w:sz w:val="19"/>
                 <w:szCs w:val="19"/>
               </w:rPr>
-              <w:t xml:space="preserve">即使持有加拿大护照或枫叶卡，但通过切断居住联系，在税务上被认定为“非居民”，从而无需就全球收入向加拿大纳税的筹划。</w:t>
+              <w:t xml:space="preserve">针对拟移民美国的客户，在成为美国税务居民前，就其资产（房产、股权、信托）进行架构调整和税务优化咨询。</w:t>
             </w:r>
           </w:p>
         </w:tc>
@@ -1222,7 +1222,7 @@
                 <w:sz w:val="19"/>
                 <w:szCs w:val="19"/>
               </w:rPr>
-              <w:t xml:space="preserve">彻底免税（不再对全球收入向加拿大纳税）、规划移民前资产、避免双重征税、应对CRA质疑</w:t>
+              <w:t xml:space="preserve">优化资产持有结构、规避遗产税、保护资产</w:t>
             </w:r>
           </w:p>
         </w:tc>
@@ -1251,7 +1251,7 @@
                 <w:sz w:val="19"/>
                 <w:szCs w:val="19"/>
               </w:rPr>
-              <w:t xml:space="preserve">客户需求提到加拿大非税居民身份筹划，该产品帮助持有枫叶卡但长期居住在中国的人士筹划非税居民身份。</w:t>
+              <w:t xml:space="preserve">客户移民美国前需安排资产架构，该产品为美国登陆前资产安排咨询，侧重房产、股权等资产的持有结构及遗产税规避。</w:t>
             </w:r>
           </w:p>
         </w:tc>
@@ -1281,7 +1281,7 @@
                 <w:sz w:val="18"/>
                 <w:szCs w:val="18"/>
               </w:rPr>
-              <w:t xml:space="preserve">Tax-2408</w:t>
+              <w:t xml:space="preserve">Tax-2544</w:t>
             </w:r>
           </w:p>
           <w:p>
@@ -1293,7 +1293,7 @@
                 <w:sz w:val="20"/>
                 <w:szCs w:val="20"/>
               </w:rPr>
-              <w:t xml:space="preserve">加拿大-登陆税务筹划-资产安排</w:t>
+              <w:t xml:space="preserve">美国个税年度申报-1040R</w:t>
             </w:r>
           </w:p>
         </w:tc>
@@ -1320,7 +1320,7 @@
                 <w:sz w:val="19"/>
                 <w:szCs w:val="19"/>
               </w:rPr>
-              <w:t xml:space="preserve">针对拟移民加拿大的客户，在成为加拿大税务居民前，对其资产进行处置、重组和信托规划，以优化未来加拿大税负的服务。</w:t>
+              <w:t xml:space="preserve">美国税务居民（公民、绿卡持有人、满足实质居住测试者）的年度个人所得税申报服务（Form 1040）。</w:t>
             </w:r>
           </w:p>
         </w:tc>
@@ -1347,7 +1347,7 @@
                 <w:sz w:val="19"/>
                 <w:szCs w:val="19"/>
               </w:rPr>
-              <w:t xml:space="preserve">阻断未来加拿大对移民前增值征税、实现资产成本重置、利用信托隔离税务、优化未来出售资产的税负</w:t>
+              <w:t xml:space="preserve">基础合规、全球收入申报、避免罚款、申请退税、应对IRS稽查</w:t>
             </w:r>
           </w:p>
         </w:tc>
@@ -1376,7 +1376,7 @@
                 <w:sz w:val="19"/>
                 <w:szCs w:val="19"/>
               </w:rPr>
-              <w:t xml:space="preserve">客户需求提到加拿大登陆税务筹划，该产品为准备移民加拿大的人士提供资产安排和税务优化。</w:t>
+              <w:t xml:space="preserve">客户成为美国税务居民后需申报全球收入，该产品为美国个税年度申报（1040R），可协助合规报税并合理抵税。</w:t>
             </w:r>
           </w:p>
         </w:tc>
@@ -1406,7 +1406,7 @@
                 <w:sz w:val="18"/>
                 <w:szCs w:val="18"/>
               </w:rPr>
-              <w:t xml:space="preserve">Tax-2409</w:t>
+              <w:t xml:space="preserve">Tax-2546</w:t>
             </w:r>
           </w:p>
           <w:p>
@@ -1418,7 +1418,7 @@
                 <w:sz w:val="20"/>
                 <w:szCs w:val="20"/>
               </w:rPr>
-              <w:t xml:space="preserve">加拿大-登陆税务筹划-基础合规</w:t>
+              <w:t xml:space="preserve">美国个税年度申报-5471</w:t>
             </w:r>
           </w:p>
         </w:tc>
@@ -1445,7 +1445,7 @@
                 <w:sz w:val="19"/>
                 <w:szCs w:val="19"/>
               </w:rPr>
-              <w:t xml:space="preserve">针对拟移民加拿大的客户，提供关于税务居民身份认定、首次登陆申报、海外资产披露等基础税务合规咨询服务。</w:t>
+              <w:t xml:space="preserve">美国股东（持股10%以上）申报其控制的境外公司信息（Form 5471），包括资产负债表、利润表、GILTI税计算等。</w:t>
             </w:r>
           </w:p>
         </w:tc>
@@ -1472,7 +1472,7 @@
                 <w:sz w:val="19"/>
                 <w:szCs w:val="19"/>
               </w:rPr>
-              <w:t xml:space="preserve">避免因不懂税法导致的高额罚款、确保首次申报准确、建立合规记录、为未来税务规划打下基础、降低被稽查风险</w:t>
+              <w:t xml:space="preserve">极度复杂、漏报罚款$1万起、合规应对CFC规则、计算GILTI税、避免IRS处罚</w:t>
             </w:r>
           </w:p>
         </w:tc>
@@ -1501,7 +1501,7 @@
                 <w:sz w:val="19"/>
                 <w:szCs w:val="19"/>
               </w:rPr>
-              <w:t xml:space="preserve">客户需求提到加拿大基础合规，该产品帮助新移民了解加拿大税制并完成首次报税。</w:t>
+              <w:t xml:space="preserve">客户移民美国后若持有境外公司，需申报5471表，该产品可协助计算GILTI税并避免漏报罚款。</w:t>
             </w:r>
           </w:p>
         </w:tc>
@@ -1531,7 +1531,7 @@
                 <w:sz w:val="18"/>
                 <w:szCs w:val="18"/>
               </w:rPr>
-              <w:t xml:space="preserve">Tax-2458</w:t>
+              <w:t xml:space="preserve">Tax-2549</w:t>
             </w:r>
           </w:p>
           <w:p>
@@ -1543,7 +1543,7 @@
                 <w:sz w:val="20"/>
                 <w:szCs w:val="20"/>
               </w:rPr>
-              <w:t xml:space="preserve">T1135海外金融资产披露</w:t>
+              <w:t xml:space="preserve">美国个税年度申报-FINCEN114</w:t>
             </w:r>
           </w:p>
         </w:tc>
@@ -1570,7 +1570,7 @@
                 <w:sz w:val="19"/>
                 <w:szCs w:val="19"/>
               </w:rPr>
-              <w:t xml:space="preserve">加拿大税务居民如果拥有成本超过10万加币的海外金融资产（如境外银行账户、股票、信托利益），需每年申报T1135表格。</w:t>
+              <w:t xml:space="preserve">美国纳税人（包括公民、绿卡、居民）在海外银行账户总额超过$1万时，需向FinCEN申报FBAR（FinCEN Form 114）。</w:t>
             </w:r>
           </w:p>
         </w:tc>
@@ -1597,7 +1597,7 @@
                 <w:sz w:val="19"/>
                 <w:szCs w:val="19"/>
               </w:rPr>
-              <w:t xml:space="preserve">反洗钱/反避税、瞒报面临巨额罚款（每日$25起）、资金入境依据、税务居民义务、应对CRA稽查</w:t>
+              <w:t xml:space="preserve">反洗钱、非故意违规罚款$1万、故意违规罚款$10万或50%账户余额、刑事风险、合规必备</w:t>
             </w:r>
           </w:p>
         </w:tc>
@@ -1626,7 +1626,7 @@
                 <w:sz w:val="19"/>
                 <w:szCs w:val="19"/>
               </w:rPr>
-              <w:t xml:space="preserve">客户需求提到T1135海外金融资产披露，该产品指导新移民合规申报海外资产，避免漏报被罚。</w:t>
+              <w:t xml:space="preserve">客户移民美国后若海外账户总额超1万美元，需申报FBAR，该产品可协助合规申报，避免漏报重罚。</w:t>
             </w:r>
           </w:p>
         </w:tc>
@@ -1656,7 +1656,7 @@
                 <w:sz w:val="18"/>
                 <w:szCs w:val="18"/>
               </w:rPr>
-              <w:t xml:space="preserve">Tax-2493</w:t>
+              <w:t xml:space="preserve">Tax-2550</w:t>
             </w:r>
           </w:p>
           <w:p>
@@ -1668,7 +1668,7 @@
                 <w:sz w:val="20"/>
                 <w:szCs w:val="20"/>
               </w:rPr>
-              <w:t xml:space="preserve">境外涉及澳洲受益人的税务意见</w:t>
+              <w:t xml:space="preserve">美国个税非税身份的规划</w:t>
             </w:r>
           </w:p>
         </w:tc>
@@ -1695,7 +1695,7 @@
                 <w:sz w:val="19"/>
                 <w:szCs w:val="19"/>
               </w:rPr>
-              <w:t xml:space="preserve">针对离岸信托涉及澳大利亚受益人（税务居民）的情况，分析澳洲税务影响并出具专业税务意见的服务。</w:t>
+              <w:t xml:space="preserve">针对频繁往返美国或长期在美国停留的人士，规划其在美停留天数，避免成为美国税务居民的服务。</w:t>
             </w:r>
           </w:p>
         </w:tc>
@@ -1722,7 +1722,7 @@
                 <w:sz w:val="19"/>
                 <w:szCs w:val="19"/>
               </w:rPr>
-              <w:t xml:space="preserve">合规应对澳洲税务局（ATO）、避免高额税负、规划分配策略、信托架构合规、保护受益人利益</w:t>
+              <w:t xml:space="preserve">身份隔离（避免全球征税）、保护非美资产、降低税务成本、应对IRS审查、合规</w:t>
             </w:r>
           </w:p>
         </w:tc>
@@ -1751,7 +1751,257 @@
                 <w:sz w:val="19"/>
                 <w:szCs w:val="19"/>
               </w:rPr>
-              <w:t xml:space="preserve">客户需求提到澳洲受益人税务意见，该产品为离岸信托有澳洲受益人提供税务意见，规划分配避免被追税。</w:t>
+              <w:t xml:space="preserve">客户可能频繁往返中美，需避免成为美国税务居民，该产品提供非税身份规划，利用停留天数规则等。</w:t>
+            </w:r>
+          </w:p>
+        </w:tc>
+      </w:tr>
+      <w:tr>
+        <w:tc>
+          <w:tcPr>
+            <w:tcW w:type="dxa" w:w="1400"/>
+            <w:tcBorders>
+              <w:top w:val="single" w:color="CCCCCC" w:sz="1"/>
+              <w:left w:val="single" w:color="CCCCCC" w:sz="1"/>
+              <w:bottom w:val="single" w:color="CCCCCC" w:sz="1"/>
+              <w:right w:val="single" w:color="CCCCCC" w:sz="1"/>
+            </w:tcBorders>
+            <w:tcMar>
+              <w:top w:type="dxa" w:w="80"/>
+              <w:left w:type="dxa" w:w="120"/>
+              <w:bottom w:type="dxa" w:w="80"/>
+              <w:right w:type="dxa" w:w="120"/>
+            </w:tcMar>
+          </w:tcPr>
+          <w:p>
+            <w:r>
+              <w:rPr>
+                <w:rFonts w:ascii="Arial" w:cs="Arial" w:eastAsia="Arial" w:hAnsi="Arial"/>
+                <w:color w:val="6B7280"/>
+                <w:sz w:val="18"/>
+                <w:szCs w:val="18"/>
+              </w:rPr>
+              <w:t xml:space="preserve">Tax-2591</w:t>
+            </w:r>
+          </w:p>
+          <w:p>
+            <w:r>
+              <w:rPr>
+                <w:rFonts w:ascii="Arial" w:cs="Arial" w:eastAsia="Arial" w:hAnsi="Arial"/>
+                <w:b/>
+                <w:bCs/>
+                <w:sz w:val="20"/>
+                <w:szCs w:val="20"/>
+              </w:rPr>
+              <w:t xml:space="preserve">美国-美国弃籍前咨询</w:t>
+            </w:r>
+          </w:p>
+        </w:tc>
+        <w:tc>
+          <w:tcPr>
+            <w:tcW w:type="dxa" w:w="2200"/>
+            <w:tcBorders>
+              <w:top w:val="single" w:color="CCCCCC" w:sz="1"/>
+              <w:left w:val="single" w:color="CCCCCC" w:sz="1"/>
+              <w:bottom w:val="single" w:color="CCCCCC" w:sz="1"/>
+              <w:right w:val="single" w:color="CCCCCC" w:sz="1"/>
+            </w:tcBorders>
+            <w:tcMar>
+              <w:top w:type="dxa" w:w="80"/>
+              <w:left w:type="dxa" w:w="120"/>
+              <w:bottom w:type="dxa" w:w="80"/>
+              <w:right w:type="dxa" w:w="120"/>
+            </w:tcMar>
+          </w:tcPr>
+          <w:p>
+            <w:r>
+              <w:rPr>
+                <w:rFonts w:ascii="Arial" w:cs="Arial" w:eastAsia="Arial" w:hAnsi="Arial"/>
+                <w:sz w:val="19"/>
+                <w:szCs w:val="19"/>
+              </w:rPr>
+              <w:t xml:space="preserve">放弃美国国籍或长期绿卡前，针对弃籍税（Expatriation Tax）进行筹划，计算是否为“适用弃籍者”，规划资产避免视同销售税的服务。</w:t>
+            </w:r>
+          </w:p>
+        </w:tc>
+        <w:tc>
+          <w:tcPr>
+            <w:tcW w:type="dxa" w:w="3200"/>
+            <w:tcBorders>
+              <w:top w:val="single" w:color="CCCCCC" w:sz="1"/>
+              <w:left w:val="single" w:color="CCCCCC" w:sz="1"/>
+              <w:bottom w:val="single" w:color="CCCCCC" w:sz="1"/>
+              <w:right w:val="single" w:color="CCCCCC" w:sz="1"/>
+            </w:tcBorders>
+            <w:tcMar>
+              <w:top w:type="dxa" w:w="80"/>
+              <w:left w:type="dxa" w:w="120"/>
+              <w:bottom w:type="dxa" w:w="80"/>
+              <w:right w:type="dxa" w:w="120"/>
+            </w:tcMar>
+          </w:tcPr>
+          <w:p>
+            <w:r>
+              <w:rPr>
+                <w:rFonts w:ascii="Arial" w:cs="Arial" w:eastAsia="Arial" w:hAnsi="Arial"/>
+                <w:sz w:val="19"/>
+                <w:szCs w:val="19"/>
+              </w:rPr>
+              <w:t xml:space="preserve">分手快乐、避免被IRS最后收割、规划资产视同销售、合规弃籍、降低税负</w:t>
+            </w:r>
+          </w:p>
+        </w:tc>
+        <w:tc>
+          <w:tcPr>
+            <w:tcW w:type="dxa" w:w="2400"/>
+            <w:tcBorders>
+              <w:top w:val="single" w:color="CCCCCC" w:sz="1"/>
+              <w:left w:val="single" w:color="CCCCCC" w:sz="1"/>
+              <w:bottom w:val="single" w:color="CCCCCC" w:sz="1"/>
+              <w:right w:val="single" w:color="CCCCCC" w:sz="1"/>
+            </w:tcBorders>
+            <w:shd w:fill="F0FDF4" w:val="clear"/>
+            <w:tcMar>
+              <w:top w:type="dxa" w:w="80"/>
+              <w:left w:type="dxa" w:w="120"/>
+              <w:bottom w:type="dxa" w:w="80"/>
+              <w:right w:type="dxa" w:w="120"/>
+            </w:tcMar>
+          </w:tcPr>
+          <w:p>
+            <w:r>
+              <w:rPr>
+                <w:rFonts w:ascii="Arial" w:cs="Arial" w:eastAsia="Arial" w:hAnsi="Arial"/>
+                <w:color w:val="065F46"/>
+                <w:sz w:val="19"/>
+                <w:szCs w:val="19"/>
+              </w:rPr>
+              <w:t xml:space="preserve">客户若未来考虑放弃美国国籍，需了解弃籍税，该产品提供弃籍前咨询，帮助规划资产并提交Form 8854。</w:t>
+            </w:r>
+          </w:p>
+        </w:tc>
+      </w:tr>
+      <w:tr>
+        <w:tc>
+          <w:tcPr>
+            <w:tcW w:type="dxa" w:w="1400"/>
+            <w:tcBorders>
+              <w:top w:val="single" w:color="CCCCCC" w:sz="1"/>
+              <w:left w:val="single" w:color="CCCCCC" w:sz="1"/>
+              <w:bottom w:val="single" w:color="CCCCCC" w:sz="1"/>
+              <w:right w:val="single" w:color="CCCCCC" w:sz="1"/>
+            </w:tcBorders>
+            <w:tcMar>
+              <w:top w:type="dxa" w:w="80"/>
+              <w:left w:type="dxa" w:w="120"/>
+              <w:bottom w:type="dxa" w:w="80"/>
+              <w:right w:type="dxa" w:w="120"/>
+            </w:tcMar>
+          </w:tcPr>
+          <w:p>
+            <w:r>
+              <w:rPr>
+                <w:rFonts w:ascii="Arial" w:cs="Arial" w:eastAsia="Arial" w:hAnsi="Arial"/>
+                <w:color w:val="6B7280"/>
+                <w:sz w:val="18"/>
+                <w:szCs w:val="18"/>
+              </w:rPr>
+              <w:t xml:space="preserve">Tax-2483</w:t>
+            </w:r>
+          </w:p>
+          <w:p>
+            <w:r>
+              <w:rPr>
+                <w:rFonts w:ascii="Arial" w:cs="Arial" w:eastAsia="Arial" w:hAnsi="Arial"/>
+                <w:b/>
+                <w:bCs/>
+                <w:sz w:val="20"/>
+                <w:szCs w:val="20"/>
+              </w:rPr>
+              <w:t xml:space="preserve">EB5</w:t>
+            </w:r>
+          </w:p>
+        </w:tc>
+        <w:tc>
+          <w:tcPr>
+            <w:tcW w:type="dxa" w:w="2200"/>
+            <w:tcBorders>
+              <w:top w:val="single" w:color="CCCCCC" w:sz="1"/>
+              <w:left w:val="single" w:color="CCCCCC" w:sz="1"/>
+              <w:bottom w:val="single" w:color="CCCCCC" w:sz="1"/>
+              <w:right w:val="single" w:color="CCCCCC" w:sz="1"/>
+            </w:tcBorders>
+            <w:tcMar>
+              <w:top w:type="dxa" w:w="80"/>
+              <w:left w:type="dxa" w:w="120"/>
+              <w:bottom w:type="dxa" w:w="80"/>
+              <w:right w:type="dxa" w:w="120"/>
+            </w:tcMar>
+          </w:tcPr>
+          <w:p>
+            <w:r>
+              <w:rPr>
+                <w:rFonts w:ascii="Arial" w:cs="Arial" w:eastAsia="Arial" w:hAnsi="Arial"/>
+                <w:sz w:val="19"/>
+                <w:szCs w:val="19"/>
+              </w:rPr>
+              <w:t xml:space="preserve">美国移民法规定的第五类职业移民类别，通过向美国商业企业投资并创造就业机会，获得美国绿卡。</w:t>
+            </w:r>
+          </w:p>
+        </w:tc>
+        <w:tc>
+          <w:tcPr>
+            <w:tcW w:type="dxa" w:w="3200"/>
+            <w:tcBorders>
+              <w:top w:val="single" w:color="CCCCCC" w:sz="1"/>
+              <w:left w:val="single" w:color="CCCCCC" w:sz="1"/>
+              <w:bottom w:val="single" w:color="CCCCCC" w:sz="1"/>
+              <w:right w:val="single" w:color="CCCCCC" w:sz="1"/>
+            </w:tcBorders>
+            <w:tcMar>
+              <w:top w:type="dxa" w:w="80"/>
+              <w:left w:type="dxa" w:w="120"/>
+              <w:bottom w:type="dxa" w:w="80"/>
+              <w:right w:type="dxa" w:w="120"/>
+            </w:tcMar>
+          </w:tcPr>
+          <w:p>
+            <w:r>
+              <w:rPr>
+                <w:rFonts w:ascii="Arial" w:cs="Arial" w:eastAsia="Arial" w:hAnsi="Arial"/>
+                <w:sz w:val="19"/>
+                <w:szCs w:val="19"/>
+              </w:rPr>
+              <w:t xml:space="preserve">无学历、语言、年龄要求、全家绿卡、可同时申请、无排期时快速</w:t>
+            </w:r>
+          </w:p>
+        </w:tc>
+        <w:tc>
+          <w:tcPr>
+            <w:tcW w:type="dxa" w:w="2400"/>
+            <w:tcBorders>
+              <w:top w:val="single" w:color="CCCCCC" w:sz="1"/>
+              <w:left w:val="single" w:color="CCCCCC" w:sz="1"/>
+              <w:bottom w:val="single" w:color="CCCCCC" w:sz="1"/>
+              <w:right w:val="single" w:color="CCCCCC" w:sz="1"/>
+            </w:tcBorders>
+            <w:shd w:fill="F0FDF4" w:val="clear"/>
+            <w:tcMar>
+              <w:top w:type="dxa" w:w="80"/>
+              <w:left w:type="dxa" w:w="120"/>
+              <w:bottom w:type="dxa" w:w="80"/>
+              <w:right w:type="dxa" w:w="120"/>
+            </w:tcMar>
+          </w:tcPr>
+          <w:p>
+            <w:r>
+              <w:rPr>
+                <w:rFonts w:ascii="Arial" w:cs="Arial" w:eastAsia="Arial" w:hAnsi="Arial"/>
+                <w:color w:val="065F46"/>
+                <w:sz w:val="19"/>
+                <w:szCs w:val="19"/>
+              </w:rPr>
+              <w:t xml:space="preserve">客户若不符合人才类移民条件，可通过EB5投资移民获得全家绿卡，该产品可协助资金来源证明及投资合规。</w:t>
             </w:r>
           </w:p>
         </w:tc>
